--- a/tests/corpus_v2/docs/supply_0006.docx
+++ b/tests/corpus_v2/docs/supply_0006.docx
@@ -21,7 +21,13 @@
         <w:rPr>
           <w:b/>
         </w:rPr>
-        <w:t xml:space="preserve">№ 92/2024-А</w:t>
+        <w:t xml:space="preserve">№ </w:t>
+      </w:r>
+      <w:r>
+        <w:rPr>
+          <w:b/>
+        </w:rPr>
+        <w:t xml:space="preserve">46Ф-43281/17-970Д</w:t>
       </w:r>
     </w:p>
     <w:p/>
@@ -33,7 +39,7 @@
         <w:t xml:space="preserve">     </w:t>
       </w:r>
       <w:r>
-        <w:t xml:space="preserve">«17» марта 2024 г.</w:t>
+        <w:t xml:space="preserve">17 апреля 2024 г.</w:t>
       </w:r>
     </w:p>
     <w:p/>
@@ -108,10 +114,10 @@
         <w:t xml:space="preserve">, именуемый в дальнейшем «Покупатель»</w:t>
       </w:r>
       <w:r>
-        <w:t xml:space="preserve">, с другой стороны, совместно именуемые «Стороны», заключили настоящий </w:t>
-      </w:r>
-      <w:r>
-        <w:t xml:space="preserve">Договор № 77/2023-Д</w:t>
+        <w:t xml:space="preserve">, с другой стороны, совместно именуемые «Стороны», заключили настоящий Договор № </w:t>
+      </w:r>
+      <w:r>
+        <w:t xml:space="preserve">4/22</w:t>
       </w:r>
       <w:r>
         <w:t xml:space="preserve"> (далее — Договор) о нижеследующем:</w:t>
@@ -150,7 +156,7 @@
         <w:t xml:space="preserve">Поставка осуществляется партиями на основании заявок Покупателя; срок отгрузки партии — </w:t>
       </w:r>
       <w:r>
-        <w:t xml:space="preserve">14 рабочих дней</w:t>
+        <w:t xml:space="preserve">в течение 10 (Десяти) банковских дней с момента заключения контракта</w:t>
       </w:r>
       <w:r>
         <w:t xml:space="preserve">.</w:t>
@@ -186,7 +192,13 @@
         <w:t xml:space="preserve">2.1. Общая цена Договора: </w:t>
       </w:r>
       <w:r>
-        <w:t xml:space="preserve">500 000 RUB</w:t>
+        <w:t xml:space="preserve">Шесть миллионов пятьсот тридцать тысяч два рубля</w:t>
+      </w:r>
+      <w:r>
+        <w:t xml:space="preserve">, </w:t>
+      </w:r>
+      <w:r>
+        <w:t xml:space="preserve">Без НДС</w:t>
       </w:r>
       <w:r>
         <w:t xml:space="preserve">.</w:t>
@@ -197,7 +209,7 @@
         <w:t xml:space="preserve">2.2. Налог: </w:t>
       </w:r>
       <w:r>
-        <w:t xml:space="preserve">1/150 ключевой ставки ЦБ РФ</w:t>
+        <w:t xml:space="preserve">1/300 ключевой ставки ЦБ РФ от цены Договора</w:t>
       </w:r>
       <w:r>
         <w:t xml:space="preserve">.</w:t>
@@ -288,7 +300,13 @@
         <w:t xml:space="preserve">. Цена — </w:t>
       </w:r>
       <w:r>
-        <w:t xml:space="preserve">2 500 000 руб.</w:t>
+        <w:t xml:space="preserve">6 100 000,03 (шесть миллионов сто тысяч) ₽</w:t>
+      </w:r>
+      <w:r>
+        <w:t xml:space="preserve">, в т.ч. НДС </w:t>
+      </w:r>
+      <w:r>
+        <w:t xml:space="preserve">18%</w:t>
       </w:r>
       <w:r>
         <w:t xml:space="preserve">.</w:t>
@@ -308,7 +326,7 @@
         <w:t xml:space="preserve">3.1. Место исполнения обязательств: </w:t>
       </w:r>
       <w:r>
-        <w:t xml:space="preserve">101000, г. Москва, ул. Советская, д. 86, кв. 168</w:t>
+        <w:t xml:space="preserve">143000, г. Одинцово, ул. Советская, д. 86, кв. 168</w:t>
       </w:r>
       <w:r>
         <w:t xml:space="preserve">.</w:t>
@@ -336,7 +354,7 @@
         <w:t xml:space="preserve">3.3. Срок исполнения обязательств — </w:t>
       </w:r>
       <w:r>
-        <w:t xml:space="preserve">не более 60 месяцев с момента заключения кредитного договора</w:t>
+        <w:t xml:space="preserve">в течение 30 дней с даты подписания Сторонами акта сдачи-приемки оказанных услуг</w:t>
       </w:r>
       <w:r>
         <w:t xml:space="preserve">.</w:t>
@@ -367,13 +385,13 @@
         <w:t xml:space="preserve">Размер неустойки за нарушение сроков оплаты: </w:t>
       </w:r>
       <w:r>
-        <w:t xml:space="preserve">НДС 20%</w:t>
+        <w:t xml:space="preserve">5 (пять) процентов за каждый день просрочки</w:t>
       </w:r>
       <w:r>
         <w:t xml:space="preserve">. Предельный размер ответственности: </w:t>
       </w:r>
       <w:r>
-        <w:t xml:space="preserve">7 (семь) процентов</w:t>
+        <w:t xml:space="preserve">20% от стоимости неоплаченных работ</w:t>
       </w:r>
       <w:r>
         <w:t xml:space="preserve">.</w:t>
@@ -395,7 +413,7 @@
         <w:t xml:space="preserve">Сторона, для которой создалась невозможность исполнения, обязана уведомить другую Сторону. Срок уведомления — </w:t>
       </w:r>
       <w:r>
-        <w:t xml:space="preserve">в течение 15 банковских дней с даты подписания Сторонами акта сдачи-приемки оказанных услуг</w:t>
+        <w:t xml:space="preserve">в течение двадцати четырех месяцев с момента поступления денежных средств на расчетный счет</w:t>
       </w:r>
       <w:r>
         <w:t xml:space="preserve">.</w:t>
@@ -409,13 +427,79 @@
         <w:t xml:space="preserve">Все споры и разногласия решаются путём переговоров. Претензионный порядок обязателен, срок ответа на претензию — </w:t>
       </w:r>
       <w:r>
-        <w:t xml:space="preserve">в течение 7 рабочих дней с момента выставления счета</w:t>
-      </w:r>
-      <w:r>
-        <w:t xml:space="preserve">.</w:t>
-      </w:r>
-    </w:p>
-    <w:p/>
+        <w:t xml:space="preserve">не позднее 12.07.2026</w:t>
+      </w:r>
+      <w:r>
+        <w:t xml:space="preserve">.</w:t>
+      </w:r>
+    </w:p>
+    <w:p/>
+    <w:p/>
+    <w:p/>
+    <w:p>
+      <w:r>
+        <w:rPr>
+          <w:b/>
+        </w:rPr>
+        <w:t xml:space="preserve">9. КОНТРОЛЬНЫЕ ВЕЛИЧИНЫ</w:t>
+      </w:r>
+    </w:p>
+    <w:p>
+      <w:r>
+        <w:t xml:space="preserve">9.1. Контрольная запись: </w:t>
+      </w:r>
+      <w:r>
+        <w:rPr>
+          <w:b/>
+        </w:rPr>
+        <w:t xml:space="preserve">1/3</w:t>
+      </w:r>
+      <w:r>
+        <w:t xml:space="preserve">00 ключевой ставки ЦБ РФ годовых</w:t>
+      </w:r>
+      <w:r>
+        <w:t xml:space="preserve">.</w:t>
+      </w:r>
+    </w:p>
+    <w:p>
+      <w:r>
+        <w:t xml:space="preserve">9.2. Контрольная запись: </w:t>
+      </w:r>
+      <w:r>
+        <w:rPr>
+          <w:b/>
+        </w:rPr>
+        <w:t xml:space="preserve">в течение 4</w:t>
+      </w:r>
+      <w:r>
+        <w:t xml:space="preserve">5 (Сорока пяти) рабочих дней с момента заключения контракта</w:t>
+      </w:r>
+      <w:r>
+        <w:t xml:space="preserve">.</w:t>
+      </w:r>
+    </w:p>
+    <w:p>
+      <w:r>
+        <w:t xml:space="preserve">9.3. Контрольная запись: </w:t>
+      </w:r>
+      <w:r>
+        <w:t xml:space="preserve">33210/925-сс</w:t>
+      </w:r>
+      <w:r>
+        <w:t xml:space="preserve">.</w:t>
+      </w:r>
+    </w:p>
+    <w:p>
+      <w:r>
+        <w:t xml:space="preserve">9.4. Контрольная запись: </w:t>
+      </w:r>
+      <w:r>
+        <w:t xml:space="preserve">7Ч20000 руб. 5 коп.</w:t>
+      </w:r>
+      <w:r>
+        <w:t xml:space="preserve">.</w:t>
+      </w:r>
+    </w:p>
     <w:p/>
     <w:p>
       <w:r>
@@ -473,7 +557,7 @@
               <w:t xml:space="preserve">Адрес регистрации: </w:t>
             </w:r>
             <w:r>
-              <w:t xml:space="preserve">620014, г. Екатеринбург, проезд Профсоюзная, д. 42, кв. 176</w:t>
+              <w:t xml:space="preserve">630099, г. Новосибирск, просп. Строителей, д. 51, кв. 105</w:t>
             </w:r>
           </w:p>
           <w:p>
@@ -512,7 +596,7 @@
               <w:t xml:space="preserve">Тел.: </w:t>
             </w:r>
             <w:r>
-              <w:t xml:space="preserve">+7 (843) 281-49-75</w:t>
+              <w:t xml:space="preserve">+7 (383) 633-51-18</w:t>
             </w:r>
           </w:p>
           <w:p>
@@ -520,7 +604,7 @@
               <w:t xml:space="preserve">E-mail: </w:t>
             </w:r>
             <w:r>
-              <w:t xml:space="preserve">nikitina@bk.ru</w:t>
+              <w:t xml:space="preserve">nikitina@gmail.com</w:t>
             </w:r>
           </w:p>
           <w:p/>
@@ -563,7 +647,7 @@
               <w:t xml:space="preserve">Адрес регистрации: </w:t>
             </w:r>
             <w:r>
-              <w:t xml:space="preserve">170100, г. Тверь, проезд Баумана, д. 67, кв. 187</w:t>
+              <w:t xml:space="preserve">614000, г. Пермь, бул. Пушкина, д. 83, кв. 73</w:t>
             </w:r>
           </w:p>
           <w:p>
@@ -602,7 +686,7 @@
               <w:t xml:space="preserve">Тел.: </w:t>
             </w:r>
             <w:r>
-              <w:t xml:space="preserve">+7 (383) 898-29-33</w:t>
+              <w:t xml:space="preserve">+7 (495) 878-79-10</w:t>
             </w:r>
           </w:p>
           <w:p>
@@ -610,7 +694,7 @@
               <w:t xml:space="preserve">E-mail: </w:t>
             </w:r>
             <w:r>
-              <w:t xml:space="preserve">makarov@mail.ru</w:t>
+              <w:t xml:space="preserve">makarov@inbox.ru</w:t>
             </w:r>
           </w:p>
           <w:p/>

--- a/tests/corpus_v2/docs/supply_0006.docx
+++ b/tests/corpus_v2/docs/supply_0006.docx
@@ -483,7 +483,13 @@
         <w:t xml:space="preserve">9.3. Контрольная запись: </w:t>
       </w:r>
       <w:r>
-        <w:t xml:space="preserve">33210/925-сс</w:t>
+        <w:rPr>
+          <w:b/>
+        </w:rPr>
+        <w:t xml:space="preserve">33</w:t>
+      </w:r>
+      <w:r>
+        <w:t xml:space="preserve">210/925-сс</w:t>
       </w:r>
       <w:r>
         <w:t xml:space="preserve">.</w:t>

--- a/tests/corpus_v2/docs/supply_0006.docx
+++ b/tests/corpus_v2/docs/supply_0006.docx
@@ -117,7 +117,7 @@
         <w:t xml:space="preserve">, с другой стороны, совместно именуемые «Стороны», заключили настоящий Договор № </w:t>
       </w:r>
       <w:r>
-        <w:t xml:space="preserve">4/22</w:t>
+        <w:t xml:space="preserve">88547/233-сс</w:t>
       </w:r>
       <w:r>
         <w:t xml:space="preserve"> (далее — Договор) о нижеследующем:</w:t>
@@ -156,7 +156,7 @@
         <w:t xml:space="preserve">Поставка осуществляется партиями на основании заявок Покупателя; срок отгрузки партии — </w:t>
       </w:r>
       <w:r>
-        <w:t xml:space="preserve">в течение 10 (Десяти) банковских дней с момента заключения контракта</w:t>
+        <w:t xml:space="preserve">в течение 30 (Тридцати) банковских дней с момента заключения контракта</w:t>
       </w:r>
       <w:r>
         <w:t xml:space="preserve">.</w:t>
@@ -192,7 +192,7 @@
         <w:t xml:space="preserve">2.1. Общая цена Договора: </w:t>
       </w:r>
       <w:r>
-        <w:t xml:space="preserve">Шесть миллионов пятьсот тридцать тысяч два рубля</w:t>
+        <w:t xml:space="preserve">Двадцать один миллион двести тысяч два рубля</w:t>
       </w:r>
       <w:r>
         <w:t xml:space="preserve">, </w:t>
@@ -220,7 +220,7 @@
         <w:t xml:space="preserve">2.3. Срок оплаты — </w:t>
       </w:r>
       <w:r>
-        <w:t xml:space="preserve">не позднее 22.01.2026</w:t>
+        <w:t xml:space="preserve">не позднее 12.11.2025</w:t>
       </w:r>
       <w:r>
         <w:t xml:space="preserve">.</w:t>
@@ -240,7 +240,7 @@
         <w:t xml:space="preserve">, артикул </w:t>
       </w:r>
       <w:r>
-        <w:t xml:space="preserve">RM-5159-24</w:t>
+        <w:t xml:space="preserve">RM-8106-42</w:t>
       </w:r>
       <w:r>
         <w:t xml:space="preserve">, код </w:t>
@@ -300,7 +300,7 @@
         <w:t xml:space="preserve">. Цена — </w:t>
       </w:r>
       <w:r>
-        <w:t xml:space="preserve">6 100 000,03 (шесть миллионов сто тысяч) ₽</w:t>
+        <w:t xml:space="preserve">12 500 000,99 (двенадцать миллионов пятьсот тысяч) ₽</w:t>
       </w:r>
       <w:r>
         <w:t xml:space="preserve">, в т.ч. НДС </w:t>
@@ -326,7 +326,7 @@
         <w:t xml:space="preserve">3.1. Место исполнения обязательств: </w:t>
       </w:r>
       <w:r>
-        <w:t xml:space="preserve">143000, г. Одинцово, ул. Советская, д. 86, кв. 168</w:t>
+        <w:t xml:space="preserve">630099, г. Новосибирск, проезд Ленина, д. 6, кв. 25</w:t>
       </w:r>
       <w:r>
         <w:t xml:space="preserve">.</w:t>
@@ -343,7 +343,7 @@
         <w:t xml:space="preserve"> по телефону </w:t>
       </w:r>
       <w:r>
-        <w:t xml:space="preserve">+7 (846) 713-26-67</w:t>
+        <w:t xml:space="preserve">+7 (846) 783-93-96</w:t>
       </w:r>
       <w:r>
         <w:t xml:space="preserve">.</w:t>
@@ -354,7 +354,7 @@
         <w:t xml:space="preserve">3.3. Срок исполнения обязательств — </w:t>
       </w:r>
       <w:r>
-        <w:t xml:space="preserve">в течение 30 дней с даты подписания Сторонами акта сдачи-приемки оказанных услуг</w:t>
+        <w:t xml:space="preserve">в течение 7 дней с даты подписания Сторонами акта сдачи-приемки оказанных услуг</w:t>
       </w:r>
       <w:r>
         <w:t xml:space="preserve">.</w:t>
@@ -385,13 +385,13 @@
         <w:t xml:space="preserve">Размер неустойки за нарушение сроков оплаты: </w:t>
       </w:r>
       <w:r>
-        <w:t xml:space="preserve">5 (пять) процентов за каждый день просрочки</w:t>
+        <w:t xml:space="preserve">15 (пятнадцать) процентов за каждый день просрочки</w:t>
       </w:r>
       <w:r>
         <w:t xml:space="preserve">. Предельный размер ответственности: </w:t>
       </w:r>
       <w:r>
-        <w:t xml:space="preserve">20% от стоимости неоплаченных работ</w:t>
+        <w:t xml:space="preserve">15% от стоимости неоплаченных работ</w:t>
       </w:r>
       <w:r>
         <w:t xml:space="preserve">.</w:t>
@@ -413,7 +413,7 @@
         <w:t xml:space="preserve">Сторона, для которой создалась невозможность исполнения, обязана уведомить другую Сторону. Срок уведомления — </w:t>
       </w:r>
       <w:r>
-        <w:t xml:space="preserve">в течение двадцати четырех месяцев с момента поступления денежных средств на расчетный счет</w:t>
+        <w:t xml:space="preserve">в течение шести месяцев с момента поступления денежных средств на расчетный счет</w:t>
       </w:r>
       <w:r>
         <w:t xml:space="preserve">.</w:t>
@@ -427,7 +427,7 @@
         <w:t xml:space="preserve">Все споры и разногласия решаются путём переговоров. Претензионный порядок обязателен, срок ответа на претензию — </w:t>
       </w:r>
       <w:r>
-        <w:t xml:space="preserve">не позднее 12.07.2026</w:t>
+        <w:t xml:space="preserve">не позднее 16.06.2026</w:t>
       </w:r>
       <w:r>
         <w:t xml:space="preserve">.</w:t>
@@ -469,10 +469,10 @@
         <w:rPr>
           <w:b/>
         </w:rPr>
-        <w:t xml:space="preserve">в течение 4</w:t>
-      </w:r>
-      <w:r>
-        <w:t xml:space="preserve">5 (Сорока пяти) рабочих дней с момента заключения контракта</w:t>
+        <w:t xml:space="preserve">в течение 2</w:t>
+      </w:r>
+      <w:r>
+        <w:t xml:space="preserve">0 (Двадцати) рабочих дней с момента заключения контракта</w:t>
       </w:r>
       <w:r>
         <w:t xml:space="preserve">.</w:t>
@@ -486,10 +486,10 @@
         <w:rPr>
           <w:b/>
         </w:rPr>
-        <w:t xml:space="preserve">33</w:t>
-      </w:r>
-      <w:r>
-        <w:t xml:space="preserve">210/925-сс</w:t>
+        <w:t xml:space="preserve">8/1</w:t>
+      </w:r>
+      <w:r>
+        <w:t xml:space="preserve">5</w:t>
       </w:r>
       <w:r>
         <w:t xml:space="preserve">.</w:t>
@@ -500,7 +500,7 @@
         <w:t xml:space="preserve">9.4. Контрольная запись: </w:t>
       </w:r>
       <w:r>
-        <w:t xml:space="preserve">7Ч20000 руб. 5 коп.</w:t>
+        <w:t xml:space="preserve">934О0000 руб. 0 коп.</w:t>
       </w:r>
       <w:r>
         <w:t xml:space="preserve">.</w:t>

--- a/tests/corpus_v2/docs/supply_0006.docx
+++ b/tests/corpus_v2/docs/supply_0006.docx
@@ -54,25 +54,25 @@
         <w:t xml:space="preserve">паспорт </w:t>
       </w:r>
       <w:r>
-        <w:t xml:space="preserve">30 03 309419</w:t>
+        <w:t xml:space="preserve">82 10 374810</w:t>
       </w:r>
       <w:r>
         <w:t xml:space="preserve">, выдан </w:t>
       </w:r>
       <w:r>
-        <w:t xml:space="preserve">ТП № 2 ОУФМС России по Московской обл.</w:t>
+        <w:t xml:space="preserve">ОВД «Тропарёво» г. Москвы</w:t>
       </w:r>
       <w:r>
         <w:t xml:space="preserve"> </w:t>
       </w:r>
       <w:r>
-        <w:t xml:space="preserve">07.10.2014</w:t>
+        <w:t xml:space="preserve">16.04.2014</w:t>
       </w:r>
       <w:r>
         <w:t xml:space="preserve">, код подразделения </w:t>
       </w:r>
       <w:r>
-        <w:t xml:space="preserve">665-126</w:t>
+        <w:t xml:space="preserve">303-665</w:t>
       </w:r>
       <w:r>
         <w:t xml:space="preserve">, именуемая в дальнейшем «Поставщик»</w:t>
@@ -90,7 +90,7 @@
         <w:t xml:space="preserve">паспорт </w:t>
       </w:r>
       <w:r>
-        <w:t xml:space="preserve">09 08 941013</w:t>
+        <w:t xml:space="preserve">51 10 578829</w:t>
       </w:r>
       <w:r>
         <w:t xml:space="preserve">, выдан </w:t>
@@ -108,7 +108,7 @@
         <w:t xml:space="preserve">, код подразделения </w:t>
       </w:r>
       <w:r>
-        <w:t xml:space="preserve">476-485</w:t>
+        <w:t xml:space="preserve">485-856</w:t>
       </w:r>
       <w:r>
         <w:t xml:space="preserve">, именуемый в дальнейшем «Покупатель»</w:t>
@@ -297,10 +297,16 @@
         <w:t xml:space="preserve">МКАС при ТПП РФ</w:t>
       </w:r>
       <w:r>
+        <w:t xml:space="preserve">. Товар отгружается с сопроводительным документом паспорт качества № </w:t>
+      </w:r>
+      <w:r>
+        <w:t xml:space="preserve">15 19 815220</w:t>
+      </w:r>
+      <w:r>
         <w:t xml:space="preserve">. Цена — </w:t>
       </w:r>
       <w:r>
-        <w:t xml:space="preserve">12 500 000,99 (двенадцать миллионов пятьсот тысяч) ₽</w:t>
+        <w:t xml:space="preserve">333 000,05 (триста тридцать три тысячи) ₽</w:t>
       </w:r>
       <w:r>
         <w:t xml:space="preserve">, в т.ч. НДС </w:t>
@@ -326,7 +332,7 @@
         <w:t xml:space="preserve">3.1. Место исполнения обязательств: </w:t>
       </w:r>
       <w:r>
-        <w:t xml:space="preserve">630099, г. Новосибирск, проезд Ленина, д. 6, кв. 25</w:t>
+        <w:t xml:space="preserve">190000, г. Санкт-Петербург, просп. Кутузовский, д. 58, кв. 97</w:t>
       </w:r>
       <w:r>
         <w:t xml:space="preserve">.</w:t>
@@ -343,7 +349,7 @@
         <w:t xml:space="preserve"> по телефону </w:t>
       </w:r>
       <w:r>
-        <w:t xml:space="preserve">+7 (846) 783-93-96</w:t>
+        <w:t xml:space="preserve">+7 (495) 742-37-70</w:t>
       </w:r>
       <w:r>
         <w:t xml:space="preserve">.</w:t>
@@ -354,7 +360,7 @@
         <w:t xml:space="preserve">3.3. Срок исполнения обязательств — </w:t>
       </w:r>
       <w:r>
-        <w:t xml:space="preserve">в течение 7 дней с даты подписания Сторонами акта сдачи-приемки оказанных услуг</w:t>
+        <w:t xml:space="preserve">в течение 20 дней с даты подписания Сторонами акта сдачи-приемки оказанных услуг</w:t>
       </w:r>
       <w:r>
         <w:t xml:space="preserve">.</w:t>
@@ -391,7 +397,7 @@
         <w:t xml:space="preserve">. Предельный размер ответственности: </w:t>
       </w:r>
       <w:r>
-        <w:t xml:space="preserve">15% от стоимости неоплаченных работ</w:t>
+        <w:t xml:space="preserve">18% от стоимости неоплаченных работ</w:t>
       </w:r>
       <w:r>
         <w:t xml:space="preserve">.</w:t>
@@ -413,7 +419,7 @@
         <w:t xml:space="preserve">Сторона, для которой создалась невозможность исполнения, обязана уведомить другую Сторону. Срок уведомления — </w:t>
       </w:r>
       <w:r>
-        <w:t xml:space="preserve">в течение шести месяцев с момента поступления денежных средств на расчетный счет</w:t>
+        <w:t xml:space="preserve">в течение двадцати четырех месяцев с момента поступления денежных средств на расчетный счет</w:t>
       </w:r>
       <w:r>
         <w:t xml:space="preserve">.</w:t>
@@ -427,7 +433,7 @@
         <w:t xml:space="preserve">Все споры и разногласия решаются путём переговоров. Претензионный порядок обязателен, срок ответа на претензию — </w:t>
       </w:r>
       <w:r>
-        <w:t xml:space="preserve">не позднее 16.06.2026</w:t>
+        <w:t xml:space="preserve">не позднее 06.12.2026</w:t>
       </w:r>
       <w:r>
         <w:t xml:space="preserve">.</w:t>
@@ -469,10 +475,10 @@
         <w:rPr>
           <w:b/>
         </w:rPr>
-        <w:t xml:space="preserve">в течение 2</w:t>
-      </w:r>
-      <w:r>
-        <w:t xml:space="preserve">0 (Двадцати) рабочих дней с момента заключения контракта</w:t>
+        <w:t xml:space="preserve">в течение 6</w:t>
+      </w:r>
+      <w:r>
+        <w:t xml:space="preserve">0 (Шестидесяти) рабочих дней с момента заключения контракта</w:t>
       </w:r>
       <w:r>
         <w:t xml:space="preserve">.</w:t>
@@ -486,7 +492,7 @@
         <w:rPr>
           <w:b/>
         </w:rPr>
-        <w:t xml:space="preserve">8/1</w:t>
+        <w:t xml:space="preserve">9/1</w:t>
       </w:r>
       <w:r>
         <w:t xml:space="preserve">5</w:t>
@@ -500,7 +506,7 @@
         <w:t xml:space="preserve">9.4. Контрольная запись: </w:t>
       </w:r>
       <w:r>
-        <w:t xml:space="preserve">934О0000 руб. 0 коп.</w:t>
+        <w:t xml:space="preserve">87О000О руб. 5 коп.</w:t>
       </w:r>
       <w:r>
         <w:t xml:space="preserve">.</w:t>
@@ -563,7 +569,7 @@
               <w:t xml:space="preserve">Адрес регистрации: </w:t>
             </w:r>
             <w:r>
-              <w:t xml:space="preserve">630099, г. Новосибирск, просп. Строителей, д. 51, кв. 105</w:t>
+              <w:t xml:space="preserve">190000, г. Санкт-Петербург, наб. Пушкина, д. 26, кв. 98</w:t>
             </w:r>
           </w:p>
           <w:p>
@@ -571,16 +577,16 @@
               <w:t xml:space="preserve">Паспорт </w:t>
             </w:r>
             <w:r>
-              <w:t xml:space="preserve">30 03 309419</w:t>
-            </w:r>
-            <w:r>
-              <w:t xml:space="preserve">, выдан ТП № 2 ОУФМС России по Московской обл. 07.10.2014</w:t>
+              <w:t xml:space="preserve">82 10 374810</w:t>
+            </w:r>
+            <w:r>
+              <w:t xml:space="preserve">, выдан ОВД «Тропарёво» г. Москвы 16.04.2014</w:t>
             </w:r>
             <w:r>
               <w:t xml:space="preserve">, код подразделения </w:t>
             </w:r>
             <w:r>
-              <w:t xml:space="preserve">665-126</w:t>
+              <w:t xml:space="preserve">303-665</w:t>
             </w:r>
           </w:p>
           <w:p>
@@ -588,13 +594,13 @@
               <w:t xml:space="preserve">СНИЛС </w:t>
             </w:r>
             <w:r>
-              <w:t xml:space="preserve">090-405-714 42</w:t>
+              <w:t xml:space="preserve">040-571-431 19</w:t>
             </w:r>
             <w:r>
               <w:t xml:space="preserve"> ИНН </w:t>
             </w:r>
             <w:r>
-              <w:t xml:space="preserve">458271955379</w:t>
+              <w:t xml:space="preserve">827195530942</w:t>
             </w:r>
           </w:p>
           <w:p>
@@ -602,7 +608,7 @@
               <w:t xml:space="preserve">Тел.: </w:t>
             </w:r>
             <w:r>
-              <w:t xml:space="preserve">+7 (383) 633-51-18</w:t>
+              <w:t xml:space="preserve">+7 (846) 388-10-79</w:t>
             </w:r>
           </w:p>
           <w:p>
@@ -610,7 +616,7 @@
               <w:t xml:space="preserve">E-mail: </w:t>
             </w:r>
             <w:r>
-              <w:t xml:space="preserve">nikitina@gmail.com</w:t>
+              <w:t xml:space="preserve">nikitina@romashka.ru</w:t>
             </w:r>
           </w:p>
           <w:p/>
@@ -653,7 +659,7 @@
               <w:t xml:space="preserve">Адрес регистрации: </w:t>
             </w:r>
             <w:r>
-              <w:t xml:space="preserve">614000, г. Пермь, бул. Пушкина, д. 83, кв. 73</w:t>
+              <w:t xml:space="preserve">620014, г. Екатеринбург, бул. Баумана, д. 6, кв. 86</w:t>
             </w:r>
           </w:p>
           <w:p>
@@ -661,7 +667,7 @@
               <w:t xml:space="preserve">Паспорт </w:t>
             </w:r>
             <w:r>
-              <w:t xml:space="preserve">09 08 941013</w:t>
+              <w:t xml:space="preserve">51 10 578829</w:t>
             </w:r>
             <w:r>
               <w:t xml:space="preserve">, выдан ГУ МВД России по г. Москве 11.03.2009</w:t>
@@ -670,7 +676,7 @@
               <w:t xml:space="preserve">, код подразделения </w:t>
             </w:r>
             <w:r>
-              <w:t xml:space="preserve">476-485</w:t>
+              <w:t xml:space="preserve">485-856</w:t>
             </w:r>
           </w:p>
           <w:p>
@@ -678,13 +684,13 @@
               <w:t xml:space="preserve">СНИЛС </w:t>
             </w:r>
             <w:r>
-              <w:t xml:space="preserve">080-700-327 25</w:t>
+              <w:t xml:space="preserve">700-327-137 34</w:t>
             </w:r>
             <w:r>
               <w:t xml:space="preserve"> ИНН </w:t>
             </w:r>
             <w:r>
-              <w:t xml:space="preserve">648593978267</w:t>
+              <w:t xml:space="preserve">593978208074</w:t>
             </w:r>
           </w:p>
           <w:p>
@@ -692,7 +698,7 @@
               <w:t xml:space="preserve">Тел.: </w:t>
             </w:r>
             <w:r>
-              <w:t xml:space="preserve">+7 (495) 878-79-10</w:t>
+              <w:t xml:space="preserve">+7 (846) 595-55-68</w:t>
             </w:r>
           </w:p>
           <w:p>
@@ -700,7 +706,7 @@
               <w:t xml:space="preserve">E-mail: </w:t>
             </w:r>
             <w:r>
-              <w:t xml:space="preserve">makarov@inbox.ru</w:t>
+              <w:t xml:space="preserve">makarov@list.ru</w:t>
             </w:r>
           </w:p>
           <w:p/>

--- a/tests/corpus_v2/docs/supply_0006.docx
+++ b/tests/corpus_v2/docs/supply_0006.docx
@@ -303,10 +303,46 @@
         <w:t xml:space="preserve">15 19 815220</w:t>
       </w:r>
       <w:r>
+        <w:t xml:space="preserve">. К партии приложен паспорт изделия № </w:t>
+      </w:r>
+      <w:r>
+        <w:t xml:space="preserve">41 01 903929</w:t>
+      </w:r>
+      <w:r>
+        <w:t xml:space="preserve">. Оборудование поставляется с паспортом транспортного средства № </w:t>
+      </w:r>
+      <w:r>
+        <w:t xml:space="preserve">06 04 764546</w:t>
+      </w:r>
+      <w:r>
+        <w:t xml:space="preserve">. Приёмка производится согласно техническому паспорту </w:t>
+      </w:r>
+      <w:r>
+        <w:t xml:space="preserve">86 21 707770</w:t>
+      </w:r>
+      <w:r>
+        <w:t xml:space="preserve">. СНИЛС не указан, номер заказа </w:t>
+      </w:r>
+      <w:r>
+        <w:t xml:space="preserve">614-135-457 48</w:t>
+      </w:r>
+      <w:r>
+        <w:t xml:space="preserve">. Дата рождения не проставлена, документ выдан </w:t>
+      </w:r>
+      <w:r>
+        <w:t xml:space="preserve">02.11.2018</w:t>
+      </w:r>
+      <w:r>
+        <w:t xml:space="preserve">. Код подразделения, см. артикул </w:t>
+      </w:r>
+      <w:r>
+        <w:t xml:space="preserve">483-367</w:t>
+      </w:r>
+      <w:r>
         <w:t xml:space="preserve">. Цена — </w:t>
       </w:r>
       <w:r>
-        <w:t xml:space="preserve">333 000,05 (триста тридцать три тысячи) ₽</w:t>
+        <w:t xml:space="preserve">45 100 000,98 (сорок пять миллионов сто тысяч) ₽</w:t>
       </w:r>
       <w:r>
         <w:t xml:space="preserve">, в т.ч. НДС </w:t>
@@ -332,7 +368,7 @@
         <w:t xml:space="preserve">3.1. Место исполнения обязательств: </w:t>
       </w:r>
       <w:r>
-        <w:t xml:space="preserve">190000, г. Санкт-Петербург, просп. Кутузовский, д. 58, кв. 97</w:t>
+        <w:t xml:space="preserve">630099, г. Новосибирск, просп. Космонавтов, д. 40, кв. 186</w:t>
       </w:r>
       <w:r>
         <w:t xml:space="preserve">.</w:t>
@@ -349,7 +385,7 @@
         <w:t xml:space="preserve"> по телефону </w:t>
       </w:r>
       <w:r>
-        <w:t xml:space="preserve">+7 (495) 742-37-70</w:t>
+        <w:t xml:space="preserve">+7 (383) 922-80-32</w:t>
       </w:r>
       <w:r>
         <w:t xml:space="preserve">.</w:t>
@@ -360,7 +396,7 @@
         <w:t xml:space="preserve">3.3. Срок исполнения обязательств — </w:t>
       </w:r>
       <w:r>
-        <w:t xml:space="preserve">в течение 20 дней с даты подписания Сторонами акта сдачи-приемки оказанных услуг</w:t>
+        <w:t xml:space="preserve">в течение 5 дней с даты подписания Сторонами акта сдачи-приемки оказанных услуг</w:t>
       </w:r>
       <w:r>
         <w:t xml:space="preserve">.</w:t>
@@ -391,13 +427,13 @@
         <w:t xml:space="preserve">Размер неустойки за нарушение сроков оплаты: </w:t>
       </w:r>
       <w:r>
-        <w:t xml:space="preserve">15 (пятнадцать) процентов за каждый день просрочки</w:t>
+        <w:t xml:space="preserve">20 (двадцать) процентов за каждый день просрочки</w:t>
       </w:r>
       <w:r>
         <w:t xml:space="preserve">. Предельный размер ответственности: </w:t>
       </w:r>
       <w:r>
-        <w:t xml:space="preserve">18% от стоимости неоплаченных работ</w:t>
+        <w:t xml:space="preserve">20% от стоимости неоплаченных работ</w:t>
       </w:r>
       <w:r>
         <w:t xml:space="preserve">.</w:t>
@@ -419,7 +455,7 @@
         <w:t xml:space="preserve">Сторона, для которой создалась невозможность исполнения, обязана уведомить другую Сторону. Срок уведомления — </w:t>
       </w:r>
       <w:r>
-        <w:t xml:space="preserve">в течение двадцати четырех месяцев с момента поступления денежных средств на расчетный счет</w:t>
+        <w:t xml:space="preserve">в течение шести месяцев с момента поступления денежных средств на расчетный счет</w:t>
       </w:r>
       <w:r>
         <w:t xml:space="preserve">.</w:t>
@@ -433,7 +469,7 @@
         <w:t xml:space="preserve">Все споры и разногласия решаются путём переговоров. Претензионный порядок обязателен, срок ответа на претензию — </w:t>
       </w:r>
       <w:r>
-        <w:t xml:space="preserve">не позднее 06.12.2026</w:t>
+        <w:t xml:space="preserve">не позднее 21.02.2026</w:t>
       </w:r>
       <w:r>
         <w:t xml:space="preserve">.</w:t>
@@ -475,10 +511,10 @@
         <w:rPr>
           <w:b/>
         </w:rPr>
-        <w:t xml:space="preserve">в течение 6</w:t>
-      </w:r>
-      <w:r>
-        <w:t xml:space="preserve">0 (Шестидесяти) рабочих дней с момента заключения контракта</w:t>
+        <w:t xml:space="preserve">в течение 1</w:t>
+      </w:r>
+      <w:r>
+        <w:t xml:space="preserve">4 (Четырнадцати) рабочих дней с момента заключения контракта</w:t>
       </w:r>
       <w:r>
         <w:t xml:space="preserve">.</w:t>
@@ -492,10 +528,10 @@
         <w:rPr>
           <w:b/>
         </w:rPr>
-        <w:t xml:space="preserve">9/1</w:t>
-      </w:r>
-      <w:r>
-        <w:t xml:space="preserve">5</w:t>
+        <w:t xml:space="preserve">2/1</w:t>
+      </w:r>
+      <w:r>
+        <w:t xml:space="preserve">1</w:t>
       </w:r>
       <w:r>
         <w:t xml:space="preserve">.</w:t>
@@ -506,7 +542,7 @@
         <w:t xml:space="preserve">9.4. Контрольная запись: </w:t>
       </w:r>
       <w:r>
-        <w:t xml:space="preserve">87О000О руб. 5 коп.</w:t>
+        <w:t xml:space="preserve">83б0000 руб. 0 коп.</w:t>
       </w:r>
       <w:r>
         <w:t xml:space="preserve">.</w:t>
@@ -569,7 +605,7 @@
               <w:t xml:space="preserve">Адрес регистрации: </w:t>
             </w:r>
             <w:r>
-              <w:t xml:space="preserve">190000, г. Санкт-Петербург, наб. Пушкина, д. 26, кв. 98</w:t>
+              <w:t xml:space="preserve">630099, г. Новосибирск, пер. Лесная, д. 59, кв. 197</w:t>
             </w:r>
           </w:p>
           <w:p>
@@ -608,7 +644,7 @@
               <w:t xml:space="preserve">Тел.: </w:t>
             </w:r>
             <w:r>
-              <w:t xml:space="preserve">+7 (846) 388-10-79</w:t>
+              <w:t xml:space="preserve">+7 (846) 778-89-50</w:t>
             </w:r>
           </w:p>
           <w:p>
@@ -616,7 +652,7 @@
               <w:t xml:space="preserve">E-mail: </w:t>
             </w:r>
             <w:r>
-              <w:t xml:space="preserve">nikitina@romashka.ru</w:t>
+              <w:t xml:space="preserve">nikitina@bk.ru</w:t>
             </w:r>
           </w:p>
           <w:p/>
@@ -659,7 +695,7 @@
               <w:t xml:space="preserve">Адрес регистрации: </w:t>
             </w:r>
             <w:r>
-              <w:t xml:space="preserve">620014, г. Екатеринбург, бул. Баумана, д. 6, кв. 86</w:t>
+              <w:t xml:space="preserve">141300, г. Сергиев Посад, ул. Октябрьская, д. 40, кв. 177</w:t>
             </w:r>
           </w:p>
           <w:p>
@@ -698,7 +734,7 @@
               <w:t xml:space="preserve">Тел.: </w:t>
             </w:r>
             <w:r>
-              <w:t xml:space="preserve">+7 (846) 595-55-68</w:t>
+              <w:t xml:space="preserve">+7 (846) 222-21-73</w:t>
             </w:r>
           </w:p>
           <w:p>
@@ -706,7 +742,7 @@
               <w:t xml:space="preserve">E-mail: </w:t>
             </w:r>
             <w:r>
-              <w:t xml:space="preserve">makarov@list.ru</w:t>
+              <w:t xml:space="preserve">makarov@mail.ru</w:t>
             </w:r>
           </w:p>
           <w:p/>

--- a/tests/corpus_v2/docs/supply_0006.docx
+++ b/tests/corpus_v2/docs/supply_0006.docx
@@ -354,210 +354,120 @@
         <w:t xml:space="preserve">.</w:t>
       </w:r>
     </w:p>
-    <w:p/>
-    <w:p>
-      <w:r>
-        <w:rPr>
-          <w:b/>
-        </w:rPr>
-        <w:t xml:space="preserve">3. МЕСТО И СРОКИ ИСПОЛНЕНИЯ</w:t>
-      </w:r>
-    </w:p>
-    <w:p>
-      <w:r>
-        <w:t xml:space="preserve">3.1. Место исполнения обязательств: </w:t>
-      </w:r>
-      <w:r>
-        <w:t xml:space="preserve">630099, г. Новосибирск, просп. Космонавтов, д. 40, кв. 186</w:t>
-      </w:r>
-      <w:r>
-        <w:t xml:space="preserve">.</w:t>
-      </w:r>
-    </w:p>
-    <w:p>
-      <w:r>
-        <w:t xml:space="preserve">3.2. Уведомления направляются </w:t>
-      </w:r>
-      <w:r>
-        <w:t xml:space="preserve">Макарову Ивану Николаевичу</w:t>
-      </w:r>
-      <w:r>
-        <w:t xml:space="preserve"> по телефону </w:t>
-      </w:r>
-      <w:r>
-        <w:t xml:space="preserve">+7 (383) 922-80-32</w:t>
-      </w:r>
-      <w:r>
-        <w:t xml:space="preserve">.</w:t>
-      </w:r>
-    </w:p>
-    <w:p>
-      <w:r>
-        <w:t xml:space="preserve">3.3. Срок исполнения обязательств — </w:t>
-      </w:r>
-      <w:r>
-        <w:t xml:space="preserve">в течение 5 дней с даты подписания Сторонами акта сдачи-приемки оказанных услуг</w:t>
-      </w:r>
-      <w:r>
-        <w:t xml:space="preserve">.</w:t>
-      </w:r>
-    </w:p>
-    <w:p/>
-    <w:p>
-      <w:r>
-        <w:rPr>
-          <w:b/>
-        </w:rPr>
-        <w:t xml:space="preserve">4. ПРОЧИЕ УСЛОВИЯ</w:t>
-      </w:r>
-    </w:p>
-    <w:p>
-      <w:r>
-        <w:t xml:space="preserve">4.1. </w:t>
-      </w:r>
-      <w:r>
-        <w:t xml:space="preserve">Стороны несут ответственность за неисполнение или ненадлежащее исполнение обязательств в соответствии с законодательством Российской Федерации.</w:t>
-      </w:r>
-    </w:p>
-    <w:p>
-      <w:r>
-        <w:t xml:space="preserve">4.2. </w:t>
-      </w:r>
-      <w:r>
-        <w:t xml:space="preserve">Размер неустойки за нарушение сроков оплаты: </w:t>
-      </w:r>
-      <w:r>
-        <w:t xml:space="preserve">20 (двадцать) процентов за каждый день просрочки</w:t>
-      </w:r>
-      <w:r>
-        <w:t xml:space="preserve">. Предельный размер ответственности: </w:t>
-      </w:r>
-      <w:r>
-        <w:t xml:space="preserve">20% от стоимости неоплаченных работ</w:t>
-      </w:r>
-      <w:r>
-        <w:t xml:space="preserve">.</w:t>
-      </w:r>
-    </w:p>
-    <w:p>
-      <w:r>
-        <w:t xml:space="preserve">4.3. </w:t>
-      </w:r>
-      <w:r>
-        <w:t xml:space="preserve">Стороны освобождаются от ответственности при наступлении обстоятельств непреодолимой силы, если они прямо повлияли на исполнение обязательств.</w:t>
-      </w:r>
-    </w:p>
-    <w:p>
-      <w:r>
-        <w:t xml:space="preserve">4.4. </w:t>
-      </w:r>
-      <w:r>
-        <w:t xml:space="preserve">Сторона, для которой создалась невозможность исполнения, обязана уведомить другую Сторону. Срок уведомления — </w:t>
-      </w:r>
-      <w:r>
-        <w:t xml:space="preserve">в течение шести месяцев с момента поступления денежных средств на расчетный счет</w:t>
-      </w:r>
-      <w:r>
-        <w:t xml:space="preserve">.</w:t>
-      </w:r>
-    </w:p>
-    <w:p>
-      <w:r>
-        <w:t xml:space="preserve">4.5. </w:t>
-      </w:r>
-      <w:r>
-        <w:t xml:space="preserve">Все споры и разногласия решаются путём переговоров. Претензионный порядок обязателен, срок ответа на претензию — </w:t>
-      </w:r>
-      <w:r>
-        <w:t xml:space="preserve">не позднее 21.02.2026</w:t>
-      </w:r>
-      <w:r>
-        <w:t xml:space="preserve">.</w:t>
-      </w:r>
-    </w:p>
-    <w:p/>
-    <w:p/>
-    <w:p/>
-    <w:p>
-      <w:r>
-        <w:rPr>
-          <w:b/>
-        </w:rPr>
-        <w:t xml:space="preserve">9. КОНТРОЛЬНЫЕ ВЕЛИЧИНЫ</w:t>
-      </w:r>
-    </w:p>
-    <w:p>
-      <w:r>
-        <w:t xml:space="preserve">9.1. Контрольная запись: </w:t>
-      </w:r>
-      <w:r>
-        <w:rPr>
-          <w:b/>
-        </w:rPr>
-        <w:t xml:space="preserve">1/3</w:t>
-      </w:r>
-      <w:r>
-        <w:t xml:space="preserve">00 ключевой ставки ЦБ РФ годовых</w:t>
-      </w:r>
-      <w:r>
-        <w:t xml:space="preserve">.</w:t>
-      </w:r>
-    </w:p>
-    <w:p>
-      <w:r>
-        <w:t xml:space="preserve">9.2. Контрольная запись: </w:t>
-      </w:r>
-      <w:r>
-        <w:rPr>
-          <w:b/>
-        </w:rPr>
-        <w:t xml:space="preserve">в течение 1</w:t>
-      </w:r>
-      <w:r>
-        <w:t xml:space="preserve">4 (Четырнадцати) рабочих дней с момента заключения контракта</w:t>
-      </w:r>
-      <w:r>
-        <w:t xml:space="preserve">.</w:t>
-      </w:r>
-    </w:p>
-    <w:p>
-      <w:r>
-        <w:t xml:space="preserve">9.3. Контрольная запись: </w:t>
-      </w:r>
-      <w:r>
-        <w:rPr>
-          <w:b/>
-        </w:rPr>
-        <w:t xml:space="preserve">2/1</w:t>
-      </w:r>
-      <w:r>
-        <w:t xml:space="preserve">1</w:t>
-      </w:r>
-      <w:r>
-        <w:t xml:space="preserve">.</w:t>
-      </w:r>
-    </w:p>
-    <w:p>
-      <w:r>
-        <w:t xml:space="preserve">9.4. Контрольная запись: </w:t>
-      </w:r>
-      <w:r>
-        <w:t xml:space="preserve">83б0000 руб. 0 коп.</w:t>
-      </w:r>
-      <w:r>
-        <w:t xml:space="preserve">.</w:t>
-      </w:r>
-    </w:p>
-    <w:p/>
-    <w:p>
-      <w:r>
-        <w:rPr>
-          <w:b/>
-        </w:rPr>
-        <w:t xml:space="preserve">РЕКВИЗИТЫ И ПОДПИСИ СТОРОН</w:t>
-      </w:r>
-    </w:p>
-    <w:p/>
+    <w:p>
+      <w:r>
+        <w:t xml:space="preserve">2.5. </w:t>
+      </w:r>
+      <w:r>
+        <w:t xml:space="preserve">Товар маркирован штрихкодом </w:t>
+      </w:r>
+      <w:r>
+        <w:t xml:space="preserve">4607245539991</w:t>
+      </w:r>
+      <w:r>
+        <w:t xml:space="preserve">. Код контрагента по ОКПО — </w:t>
+      </w:r>
+      <w:r>
+        <w:t xml:space="preserve">2367766907</w:t>
+      </w:r>
+      <w:r>
+        <w:t xml:space="preserve">. Оборудование учтено под инвентарным номером </w:t>
+      </w:r>
+      <w:r>
+        <w:t xml:space="preserve">041266893</w:t>
+      </w:r>
+      <w:r>
+        <w:t xml:space="preserve">, складской позиции присвоен номер </w:t>
+      </w:r>
+      <w:r>
+        <w:t xml:space="preserve">822290193</w:t>
+      </w:r>
+      <w:r>
+        <w:t xml:space="preserve">.</w:t>
+      </w:r>
+    </w:p>
+    <w:p>
+      <w:r>
+        <w:t xml:space="preserve">2.6. </w:t>
+      </w:r>
+      <w:r>
+        <w:t xml:space="preserve">Оплата по счёту-фактуре на КБК </w:t>
+      </w:r>
+      <w:r>
+        <w:t xml:space="preserve">18210101011011000176</w:t>
+      </w:r>
+      <w:r>
+        <w:t xml:space="preserve">. ИНН не присвоен, регистрационный № </w:t>
+      </w:r>
+      <w:r>
+        <w:t xml:space="preserve">3347726633</w:t>
+      </w:r>
+      <w:r>
+        <w:t xml:space="preserve">. ИНН не присвоен, платёжный документ № </w:t>
+      </w:r>
+      <w:r>
+        <w:t xml:space="preserve">705177457858</w:t>
+      </w:r>
+      <w:r>
+        <w:t xml:space="preserve">. Заказчик действует в лице </w:t>
+      </w:r>
+      <w:r>
+        <w:t xml:space="preserve">уполномоченного представителя</w:t>
+      </w:r>
+      <w:r>
+        <w:t xml:space="preserve">, назначаемого приказом.</w:t>
+      </w:r>
+    </w:p>
+    <w:p>
+      <w:r>
+        <w:t xml:space="preserve">2.7. </w:t>
+      </w:r>
+      <w:r>
+        <w:t xml:space="preserve">Массовая доля влаги в товаре — </w:t>
+      </w:r>
+      <w:r>
+        <w:t xml:space="preserve">не более 9 %</w:t>
+      </w:r>
+      <w:r>
+        <w:t xml:space="preserve">. Товар подлежит хранению </w:t>
+      </w:r>
+      <w:r>
+        <w:t xml:space="preserve">в течение 24 часов</w:t>
+      </w:r>
+      <w:r>
+        <w:t xml:space="preserve"> при температуре не выше +4 °C. Срок исковой давности по требованиям, вытекающим из Договора, составляет </w:t>
+      </w:r>
+      <w:r>
+        <w:t xml:space="preserve">в течение трёх лет</w:t>
+      </w:r>
+      <w:r>
+        <w:t xml:space="preserve">, как установлено статьёй 196 Гражданского кодекса Российской Федерации. Обработка данных ведётся согласно Федеральному закону от 27.07.2006 № 152-ФЗ </w:t>
+      </w:r>
+      <w:r>
+        <w:t xml:space="preserve">«О персональных данных»</w:t>
+      </w:r>
+      <w:r>
+        <w:t xml:space="preserve">. Товар поставляется под маркой </w:t>
+      </w:r>
+      <w:r>
+        <w:t xml:space="preserve">«Стандарт»</w:t>
+      </w:r>
+      <w:r>
+        <w:t xml:space="preserve">. Влажность определяется </w:t>
+      </w:r>
+      <w:r>
+        <w:t xml:space="preserve">по методу Кьельдаля</w:t>
+      </w:r>
+      <w:r>
+        <w:t xml:space="preserve">. Споры передаются на рассмотрение в Арбитражный суд </w:t>
+      </w:r>
+      <w:r>
+        <w:t xml:space="preserve">города Москвы</w:t>
+      </w:r>
+      <w:r>
+        <w:t xml:space="preserve">.</w:t>
+      </w:r>
+    </w:p>
     <w:tbl>
       <w:tblPr>
         <w:tblW w:w="9360" w:type="dxa"/>
@@ -581,87 +491,7 @@
           </w:tcPr>
           <w:p>
             <w:r>
-              <w:rPr>
-                <w:b/>
-              </w:rPr>
-              <w:t xml:space="preserve">Поставщик:</w:t>
-            </w:r>
-          </w:p>
-          <w:p>
-            <w:r>
-              <w:t xml:space="preserve">Никитина Екатерина Андреевна</w:t>
-            </w:r>
-          </w:p>
-          <w:p>
-            <w:r>
-              <w:t xml:space="preserve">Дата рождения: </w:t>
-            </w:r>
-            <w:r>
-              <w:t xml:space="preserve">11.09.1973</w:t>
-            </w:r>
-          </w:p>
-          <w:p>
-            <w:r>
-              <w:t xml:space="preserve">Адрес регистрации: </w:t>
-            </w:r>
-            <w:r>
-              <w:t xml:space="preserve">630099, г. Новосибирск, пер. Лесная, д. 59, кв. 197</w:t>
-            </w:r>
-          </w:p>
-          <w:p>
-            <w:r>
-              <w:t xml:space="preserve">Паспорт </w:t>
-            </w:r>
-            <w:r>
-              <w:t xml:space="preserve">82 10 374810</w:t>
-            </w:r>
-            <w:r>
-              <w:t xml:space="preserve">, выдан ОВД «Тропарёво» г. Москвы 16.04.2014</w:t>
-            </w:r>
-            <w:r>
-              <w:t xml:space="preserve">, код подразделения </w:t>
-            </w:r>
-            <w:r>
-              <w:t xml:space="preserve">303-665</w:t>
-            </w:r>
-          </w:p>
-          <w:p>
-            <w:r>
-              <w:t xml:space="preserve">СНИЛС </w:t>
-            </w:r>
-            <w:r>
-              <w:t xml:space="preserve">040-571-431 19</w:t>
-            </w:r>
-            <w:r>
-              <w:t xml:space="preserve"> ИНН </w:t>
-            </w:r>
-            <w:r>
-              <w:t xml:space="preserve">827195530942</w:t>
-            </w:r>
-          </w:p>
-          <w:p>
-            <w:r>
-              <w:t xml:space="preserve">Тел.: </w:t>
-            </w:r>
-            <w:r>
-              <w:t xml:space="preserve">+7 (846) 778-89-50</w:t>
-            </w:r>
-          </w:p>
-          <w:p>
-            <w:r>
-              <w:t xml:space="preserve">E-mail: </w:t>
-            </w:r>
-            <w:r>
-              <w:t xml:space="preserve">nikitina@bk.ru</w:t>
-            </w:r>
-          </w:p>
-          <w:p/>
-          <w:p>
-            <w:r>
-              <w:t xml:space="preserve">______________ </w:t>
-            </w:r>
-            <w:r>
-              <w:t xml:space="preserve">Никитина Е. А.</w:t>
+              <w:t xml:space="preserve">8</w:t>
             </w:r>
           </w:p>
         </w:tc>
@@ -671,6 +501,329 @@
           </w:tcPr>
           <w:p>
             <w:r>
+              <w:t xml:space="preserve">4022316152</w:t>
+            </w:r>
+          </w:p>
+        </w:tc>
+      </w:tr>
+    </w:tbl>
+    <w:p/>
+    <w:p>
+      <w:r>
+        <w:rPr>
+          <w:b/>
+        </w:rPr>
+        <w:t xml:space="preserve">3. МЕСТО И СРОКИ ИСПОЛНЕНИЯ</w:t>
+      </w:r>
+    </w:p>
+    <w:p>
+      <w:r>
+        <w:t xml:space="preserve">3.1. Место исполнения обязательств: </w:t>
+      </w:r>
+      <w:r>
+        <w:t xml:space="preserve">101000, г. Москва, бул. Победы, д. 83, кв. 177</w:t>
+      </w:r>
+      <w:r>
+        <w:t xml:space="preserve">.</w:t>
+      </w:r>
+    </w:p>
+    <w:p>
+      <w:r>
+        <w:t xml:space="preserve">3.2. Уведомления направляются </w:t>
+      </w:r>
+      <w:r>
+        <w:t xml:space="preserve">Макарову Ивану Николаевичу</w:t>
+      </w:r>
+      <w:r>
+        <w:t xml:space="preserve"> по телефону </w:t>
+      </w:r>
+      <w:r>
+        <w:t xml:space="preserve">+7 (846) 339-20-29</w:t>
+      </w:r>
+      <w:r>
+        <w:t xml:space="preserve">.</w:t>
+      </w:r>
+    </w:p>
+    <w:p>
+      <w:r>
+        <w:t xml:space="preserve">3.3. Срок исполнения обязательств — </w:t>
+      </w:r>
+      <w:r>
+        <w:t xml:space="preserve">в течение 14 дней с даты подписания Сторонами акта сдачи-приемки оказанных услуг</w:t>
+      </w:r>
+      <w:r>
+        <w:t xml:space="preserve">.</w:t>
+      </w:r>
+    </w:p>
+    <w:p/>
+    <w:p>
+      <w:r>
+        <w:rPr>
+          <w:b/>
+        </w:rPr>
+        <w:t xml:space="preserve">4. ПРОЧИЕ УСЛОВИЯ</w:t>
+      </w:r>
+    </w:p>
+    <w:p>
+      <w:r>
+        <w:t xml:space="preserve">4.1. </w:t>
+      </w:r>
+      <w:r>
+        <w:t xml:space="preserve">Стороны несут ответственность за неисполнение или ненадлежащее исполнение обязательств в соответствии с законодательством Российской Федерации.</w:t>
+      </w:r>
+    </w:p>
+    <w:p>
+      <w:r>
+        <w:t xml:space="preserve">4.2. </w:t>
+      </w:r>
+      <w:r>
+        <w:t xml:space="preserve">Размер неустойки за нарушение сроков оплаты: </w:t>
+      </w:r>
+      <w:r>
+        <w:t xml:space="preserve">15 (пятнадцать) процентов за каждый день просрочки</w:t>
+      </w:r>
+      <w:r>
+        <w:t xml:space="preserve">. Предельный размер ответственности: </w:t>
+      </w:r>
+      <w:r>
+        <w:t xml:space="preserve">20% от стоимости неоплаченных работ</w:t>
+      </w:r>
+      <w:r>
+        <w:t xml:space="preserve">.</w:t>
+      </w:r>
+    </w:p>
+    <w:p>
+      <w:r>
+        <w:t xml:space="preserve">4.3. </w:t>
+      </w:r>
+      <w:r>
+        <w:t xml:space="preserve">Стороны освобождаются от ответственности при наступлении обстоятельств непреодолимой силы, если они прямо повлияли на исполнение обязательств.</w:t>
+      </w:r>
+    </w:p>
+    <w:p>
+      <w:r>
+        <w:t xml:space="preserve">4.4. </w:t>
+      </w:r>
+      <w:r>
+        <w:t xml:space="preserve">Сторона, для которой создалась невозможность исполнения, обязана уведомить другую Сторону. Срок уведомления — </w:t>
+      </w:r>
+      <w:r>
+        <w:t xml:space="preserve">в течение тридцати шести месяцев с момента поступления денежных средств на расчетный счет</w:t>
+      </w:r>
+      <w:r>
+        <w:t xml:space="preserve">.</w:t>
+      </w:r>
+    </w:p>
+    <w:p>
+      <w:r>
+        <w:t xml:space="preserve">4.5. </w:t>
+      </w:r>
+      <w:r>
+        <w:t xml:space="preserve">Все споры и разногласия решаются путём переговоров. Претензионный порядок обязателен, срок ответа на претензию — </w:t>
+      </w:r>
+      <w:r>
+        <w:t xml:space="preserve">не позднее 11.07.2025</w:t>
+      </w:r>
+      <w:r>
+        <w:t xml:space="preserve">.</w:t>
+      </w:r>
+    </w:p>
+    <w:p/>
+    <w:p/>
+    <w:p/>
+    <w:p>
+      <w:r>
+        <w:rPr>
+          <w:b/>
+        </w:rPr>
+        <w:t xml:space="preserve">9. КОНТРОЛЬНЫЕ ВЕЛИЧИНЫ</w:t>
+      </w:r>
+    </w:p>
+    <w:p>
+      <w:r>
+        <w:t xml:space="preserve">9.1. Контрольная запись: </w:t>
+      </w:r>
+      <w:r>
+        <w:rPr>
+          <w:b/>
+        </w:rPr>
+        <w:t xml:space="preserve">1/3</w:t>
+      </w:r>
+      <w:r>
+        <w:t xml:space="preserve">00 ключевой ставки ЦБ РФ годовых</w:t>
+      </w:r>
+      <w:r>
+        <w:t xml:space="preserve">.</w:t>
+      </w:r>
+    </w:p>
+    <w:p>
+      <w:r>
+        <w:t xml:space="preserve">9.2. Контрольная запись: </w:t>
+      </w:r>
+      <w:r>
+        <w:rPr>
+          <w:b/>
+        </w:rPr>
+        <w:t xml:space="preserve">в течение 3</w:t>
+      </w:r>
+      <w:r>
+        <w:t xml:space="preserve">0 (Тридцати) рабочих дней с момента заключения контракта</w:t>
+      </w:r>
+      <w:r>
+        <w:t xml:space="preserve">.</w:t>
+      </w:r>
+    </w:p>
+    <w:p>
+      <w:r>
+        <w:t xml:space="preserve">9.3. Контрольная запись: </w:t>
+      </w:r>
+      <w:r>
+        <w:rPr>
+          <w:b/>
+        </w:rPr>
+        <w:t xml:space="preserve">7/2</w:t>
+      </w:r>
+      <w:r>
+        <w:t xml:space="preserve">0</w:t>
+      </w:r>
+      <w:r>
+        <w:t xml:space="preserve">.</w:t>
+      </w:r>
+    </w:p>
+    <w:p>
+      <w:r>
+        <w:t xml:space="preserve">9.4. Контрольная запись: </w:t>
+      </w:r>
+      <w:r>
+        <w:t xml:space="preserve">7800О руб. 5 коп.</w:t>
+      </w:r>
+      <w:r>
+        <w:t xml:space="preserve">.</w:t>
+      </w:r>
+    </w:p>
+    <w:p/>
+    <w:p>
+      <w:r>
+        <w:rPr>
+          <w:b/>
+        </w:rPr>
+        <w:t xml:space="preserve">РЕКВИЗИТЫ И ПОДПИСИ СТОРОН</w:t>
+      </w:r>
+    </w:p>
+    <w:p/>
+    <w:tbl>
+      <w:tblPr>
+        <w:tblW w:w="9360" w:type="dxa"/>
+        <w:tblBorders>
+          <w:top w:val="single" w:sz="4" w:color="auto"/>
+          <w:left w:val="single" w:sz="4" w:color="auto"/>
+          <w:bottom w:val="single" w:sz="4" w:color="auto"/>
+          <w:right w:val="single" w:sz="4" w:color="auto"/>
+          <w:insideH w:val="single" w:sz="4" w:color="auto"/>
+          <w:insideV w:val="single" w:sz="4" w:color="auto"/>
+        </w:tblBorders>
+      </w:tblPr>
+      <w:tblGrid>
+        <w:gridCol w:w="4680"/>
+        <w:gridCol w:w="4680"/>
+      </w:tblGrid>
+      <w:tr>
+        <w:tc>
+          <w:tcPr>
+            <w:tcW w:w="4680" w:type="dxa"/>
+          </w:tcPr>
+          <w:p>
+            <w:r>
+              <w:rPr>
+                <w:b/>
+              </w:rPr>
+              <w:t xml:space="preserve">Поставщик:</w:t>
+            </w:r>
+          </w:p>
+          <w:p>
+            <w:r>
+              <w:t xml:space="preserve">Никитина Екатерина Андреевна</w:t>
+            </w:r>
+          </w:p>
+          <w:p>
+            <w:r>
+              <w:t xml:space="preserve">Дата рождения: </w:t>
+            </w:r>
+            <w:r>
+              <w:t xml:space="preserve">11.09.1973</w:t>
+            </w:r>
+          </w:p>
+          <w:p>
+            <w:r>
+              <w:t xml:space="preserve">Адрес регистрации: </w:t>
+            </w:r>
+            <w:r>
+              <w:t xml:space="preserve">614000, г. Пермь, ул. Мира, д. 64, кв. 18</w:t>
+            </w:r>
+          </w:p>
+          <w:p>
+            <w:r>
+              <w:t xml:space="preserve">Паспорт </w:t>
+            </w:r>
+            <w:r>
+              <w:t xml:space="preserve">82 10 374810</w:t>
+            </w:r>
+            <w:r>
+              <w:t xml:space="preserve">, выдан ОВД «Тропарёво» г. Москвы 16.04.2014</w:t>
+            </w:r>
+            <w:r>
+              <w:t xml:space="preserve">, код подразделения </w:t>
+            </w:r>
+            <w:r>
+              <w:t xml:space="preserve">303-665</w:t>
+            </w:r>
+          </w:p>
+          <w:p>
+            <w:r>
+              <w:t xml:space="preserve">СНИЛС </w:t>
+            </w:r>
+            <w:r>
+              <w:t xml:space="preserve">040-571-431 19</w:t>
+            </w:r>
+            <w:r>
+              <w:t xml:space="preserve"> ИНН </w:t>
+            </w:r>
+            <w:r>
+              <w:t xml:space="preserve">827195530942</w:t>
+            </w:r>
+          </w:p>
+          <w:p>
+            <w:r>
+              <w:t xml:space="preserve">Тел.: </w:t>
+            </w:r>
+            <w:r>
+              <w:t xml:space="preserve">+7 (383) 530-51-85</w:t>
+            </w:r>
+          </w:p>
+          <w:p>
+            <w:r>
+              <w:t xml:space="preserve">E-mail: </w:t>
+            </w:r>
+            <w:r>
+              <w:t xml:space="preserve">nikitina@yandex.ru</w:t>
+            </w:r>
+          </w:p>
+          <w:p/>
+          <w:p>
+            <w:r>
+              <w:t xml:space="preserve">______________ </w:t>
+            </w:r>
+            <w:r>
+              <w:t xml:space="preserve">Никитина Е. А.</w:t>
+            </w:r>
+          </w:p>
+        </w:tc>
+        <w:tc>
+          <w:tcPr>
+            <w:tcW w:w="4680" w:type="dxa"/>
+          </w:tcPr>
+          <w:p>
+            <w:r>
               <w:rPr>
                 <w:b/>
               </w:rPr>
@@ -695,7 +848,7 @@
               <w:t xml:space="preserve">Адрес регистрации: </w:t>
             </w:r>
             <w:r>
-              <w:t xml:space="preserve">141300, г. Сергиев Посад, ул. Октябрьская, д. 40, кв. 177</w:t>
+              <w:t xml:space="preserve">630099, г. Новосибирск, пер. Профсоюзная, д. 56, кв. 130</w:t>
             </w:r>
           </w:p>
           <w:p>
@@ -734,7 +887,7 @@
               <w:t xml:space="preserve">Тел.: </w:t>
             </w:r>
             <w:r>
-              <w:t xml:space="preserve">+7 (846) 222-21-73</w:t>
+              <w:t xml:space="preserve">+7 (499) 277-60-32</w:t>
             </w:r>
           </w:p>
           <w:p>
@@ -742,7 +895,7 @@
               <w:t xml:space="preserve">E-mail: </w:t>
             </w:r>
             <w:r>
-              <w:t xml:space="preserve">makarov@mail.ru</w:t>
+              <w:t xml:space="preserve">makarov@bk.ru</w:t>
             </w:r>
           </w:p>
           <w:p/>

--- a/tests/corpus_v2/docs/supply_0006.docx
+++ b/tests/corpus_v2/docs/supply_0006.docx
@@ -507,210 +507,34 @@
         </w:tc>
       </w:tr>
     </w:tbl>
-    <w:p/>
-    <w:p>
-      <w:r>
-        <w:rPr>
-          <w:b/>
-        </w:rPr>
-        <w:t xml:space="preserve">3. МЕСТО И СРОКИ ИСПОЛНЕНИЯ</w:t>
-      </w:r>
-    </w:p>
-    <w:p>
-      <w:r>
-        <w:t xml:space="preserve">3.1. Место исполнения обязательств: </w:t>
-      </w:r>
-      <w:r>
-        <w:t xml:space="preserve">101000, г. Москва, бул. Победы, д. 83, кв. 177</w:t>
-      </w:r>
-      <w:r>
-        <w:t xml:space="preserve">.</w:t>
-      </w:r>
-    </w:p>
-    <w:p>
-      <w:r>
-        <w:t xml:space="preserve">3.2. Уведомления направляются </w:t>
-      </w:r>
-      <w:r>
-        <w:t xml:space="preserve">Макарову Ивану Николаевичу</w:t>
-      </w:r>
-      <w:r>
-        <w:t xml:space="preserve"> по телефону </w:t>
-      </w:r>
-      <w:r>
-        <w:t xml:space="preserve">+7 (846) 339-20-29</w:t>
-      </w:r>
-      <w:r>
-        <w:t xml:space="preserve">.</w:t>
-      </w:r>
-    </w:p>
-    <w:p>
-      <w:r>
-        <w:t xml:space="preserve">3.3. Срок исполнения обязательств — </w:t>
-      </w:r>
-      <w:r>
-        <w:t xml:space="preserve">в течение 14 дней с даты подписания Сторонами акта сдачи-приемки оказанных услуг</w:t>
-      </w:r>
-      <w:r>
-        <w:t xml:space="preserve">.</w:t>
-      </w:r>
-    </w:p>
-    <w:p/>
-    <w:p>
-      <w:r>
-        <w:rPr>
-          <w:b/>
-        </w:rPr>
-        <w:t xml:space="preserve">4. ПРОЧИЕ УСЛОВИЯ</w:t>
-      </w:r>
-    </w:p>
-    <w:p>
-      <w:r>
-        <w:t xml:space="preserve">4.1. </w:t>
-      </w:r>
-      <w:r>
-        <w:t xml:space="preserve">Стороны несут ответственность за неисполнение или ненадлежащее исполнение обязательств в соответствии с законодательством Российской Федерации.</w:t>
-      </w:r>
-    </w:p>
-    <w:p>
-      <w:r>
-        <w:t xml:space="preserve">4.2. </w:t>
-      </w:r>
-      <w:r>
-        <w:t xml:space="preserve">Размер неустойки за нарушение сроков оплаты: </w:t>
-      </w:r>
-      <w:r>
-        <w:t xml:space="preserve">15 (пятнадцать) процентов за каждый день просрочки</w:t>
-      </w:r>
-      <w:r>
-        <w:t xml:space="preserve">. Предельный размер ответственности: </w:t>
-      </w:r>
-      <w:r>
-        <w:t xml:space="preserve">20% от стоимости неоплаченных работ</w:t>
-      </w:r>
-      <w:r>
-        <w:t xml:space="preserve">.</w:t>
-      </w:r>
-    </w:p>
-    <w:p>
-      <w:r>
-        <w:t xml:space="preserve">4.3. </w:t>
-      </w:r>
-      <w:r>
-        <w:t xml:space="preserve">Стороны освобождаются от ответственности при наступлении обстоятельств непреодолимой силы, если они прямо повлияли на исполнение обязательств.</w:t>
-      </w:r>
-    </w:p>
-    <w:p>
-      <w:r>
-        <w:t xml:space="preserve">4.4. </w:t>
-      </w:r>
-      <w:r>
-        <w:t xml:space="preserve">Сторона, для которой создалась невозможность исполнения, обязана уведомить другую Сторону. Срок уведомления — </w:t>
-      </w:r>
-      <w:r>
-        <w:t xml:space="preserve">в течение тридцати шести месяцев с момента поступления денежных средств на расчетный счет</w:t>
-      </w:r>
-      <w:r>
-        <w:t xml:space="preserve">.</w:t>
-      </w:r>
-    </w:p>
-    <w:p>
-      <w:r>
-        <w:t xml:space="preserve">4.5. </w:t>
-      </w:r>
-      <w:r>
-        <w:t xml:space="preserve">Все споры и разногласия решаются путём переговоров. Претензионный порядок обязателен, срок ответа на претензию — </w:t>
-      </w:r>
-      <w:r>
-        <w:t xml:space="preserve">не позднее 11.07.2025</w:t>
-      </w:r>
-      <w:r>
-        <w:t xml:space="preserve">.</w:t>
-      </w:r>
-    </w:p>
-    <w:p/>
-    <w:p/>
-    <w:p/>
-    <w:p>
-      <w:r>
-        <w:rPr>
-          <w:b/>
-        </w:rPr>
-        <w:t xml:space="preserve">9. КОНТРОЛЬНЫЕ ВЕЛИЧИНЫ</w:t>
-      </w:r>
-    </w:p>
-    <w:p>
-      <w:r>
-        <w:t xml:space="preserve">9.1. Контрольная запись: </w:t>
-      </w:r>
-      <w:r>
-        <w:rPr>
-          <w:b/>
-        </w:rPr>
-        <w:t xml:space="preserve">1/3</w:t>
-      </w:r>
-      <w:r>
-        <w:t xml:space="preserve">00 ключевой ставки ЦБ РФ годовых</w:t>
-      </w:r>
-      <w:r>
-        <w:t xml:space="preserve">.</w:t>
-      </w:r>
-    </w:p>
-    <w:p>
-      <w:r>
-        <w:t xml:space="preserve">9.2. Контрольная запись: </w:t>
-      </w:r>
-      <w:r>
-        <w:rPr>
-          <w:b/>
-        </w:rPr>
-        <w:t xml:space="preserve">в течение 3</w:t>
-      </w:r>
-      <w:r>
-        <w:t xml:space="preserve">0 (Тридцати) рабочих дней с момента заключения контракта</w:t>
-      </w:r>
-      <w:r>
-        <w:t xml:space="preserve">.</w:t>
-      </w:r>
-    </w:p>
-    <w:p>
-      <w:r>
-        <w:t xml:space="preserve">9.3. Контрольная запись: </w:t>
-      </w:r>
-      <w:r>
-        <w:rPr>
-          <w:b/>
-        </w:rPr>
-        <w:t xml:space="preserve">7/2</w:t>
-      </w:r>
-      <w:r>
-        <w:t xml:space="preserve">0</w:t>
-      </w:r>
-      <w:r>
-        <w:t xml:space="preserve">.</w:t>
-      </w:r>
-    </w:p>
-    <w:p>
-      <w:r>
-        <w:t xml:space="preserve">9.4. Контрольная запись: </w:t>
-      </w:r>
-      <w:r>
-        <w:t xml:space="preserve">7800О руб. 5 коп.</w:t>
-      </w:r>
-      <w:r>
-        <w:t xml:space="preserve">.</w:t>
-      </w:r>
-    </w:p>
-    <w:p/>
-    <w:p>
-      <w:r>
-        <w:rPr>
-          <w:b/>
-        </w:rPr>
-        <w:t xml:space="preserve">РЕКВИЗИТЫ И ПОДПИСИ СТОРОН</w:t>
-      </w:r>
-    </w:p>
-    <w:p/>
+    <w:p>
+      <w:r>
+        <w:t xml:space="preserve">2.8. </w:t>
+      </w:r>
+      <w:r>
+        <w:t xml:space="preserve">Платёж по налогу перечисляется на код бюджетной классификации </w:t>
+      </w:r>
+      <w:r>
+        <w:t xml:space="preserve">182 101 010 110 110 001 10</w:t>
+      </w:r>
+      <w:r>
+        <w:t xml:space="preserve">, получатель — территориальный орган Федерального казначейства.</w:t>
+      </w:r>
+    </w:p>
+    <w:p>
+      <w:r>
+        <w:t xml:space="preserve">2.9. </w:t>
+      </w:r>
+      <w:r>
+        <w:t xml:space="preserve">Полномочия подтверждаются свидетельством о рождении, выдано </w:t>
+      </w:r>
+      <w:r>
+        <w:t xml:space="preserve">02.05.2017</w:t>
+      </w:r>
+      <w:r>
+        <w:t xml:space="preserve"> отделом ЗАГС.</w:t>
+      </w:r>
+    </w:p>
     <w:tbl>
       <w:tblPr>
         <w:tblW w:w="9360" w:type="dxa"/>
@@ -734,87 +558,7 @@
           </w:tcPr>
           <w:p>
             <w:r>
-              <w:rPr>
-                <w:b/>
-              </w:rPr>
-              <w:t xml:space="preserve">Поставщик:</w:t>
-            </w:r>
-          </w:p>
-          <w:p>
-            <w:r>
-              <w:t xml:space="preserve">Никитина Екатерина Андреевна</w:t>
-            </w:r>
-          </w:p>
-          <w:p>
-            <w:r>
-              <w:t xml:space="preserve">Дата рождения: </w:t>
-            </w:r>
-            <w:r>
-              <w:t xml:space="preserve">11.09.1973</w:t>
-            </w:r>
-          </w:p>
-          <w:p>
-            <w:r>
-              <w:t xml:space="preserve">Адрес регистрации: </w:t>
-            </w:r>
-            <w:r>
-              <w:t xml:space="preserve">614000, г. Пермь, ул. Мира, д. 64, кв. 18</w:t>
-            </w:r>
-          </w:p>
-          <w:p>
-            <w:r>
-              <w:t xml:space="preserve">Паспорт </w:t>
-            </w:r>
-            <w:r>
-              <w:t xml:space="preserve">82 10 374810</w:t>
-            </w:r>
-            <w:r>
-              <w:t xml:space="preserve">, выдан ОВД «Тропарёво» г. Москвы 16.04.2014</w:t>
-            </w:r>
-            <w:r>
-              <w:t xml:space="preserve">, код подразделения </w:t>
-            </w:r>
-            <w:r>
-              <w:t xml:space="preserve">303-665</w:t>
-            </w:r>
-          </w:p>
-          <w:p>
-            <w:r>
-              <w:t xml:space="preserve">СНИЛС </w:t>
-            </w:r>
-            <w:r>
-              <w:t xml:space="preserve">040-571-431 19</w:t>
-            </w:r>
-            <w:r>
-              <w:t xml:space="preserve"> ИНН </w:t>
-            </w:r>
-            <w:r>
-              <w:t xml:space="preserve">827195530942</w:t>
-            </w:r>
-          </w:p>
-          <w:p>
-            <w:r>
-              <w:t xml:space="preserve">Тел.: </w:t>
-            </w:r>
-            <w:r>
-              <w:t xml:space="preserve">+7 (383) 530-51-85</w:t>
-            </w:r>
-          </w:p>
-          <w:p>
-            <w:r>
-              <w:t xml:space="preserve">E-mail: </w:t>
-            </w:r>
-            <w:r>
-              <w:t xml:space="preserve">nikitina@yandex.ru</w:t>
-            </w:r>
-          </w:p>
-          <w:p/>
-          <w:p>
-            <w:r>
-              <w:t xml:space="preserve">______________ </w:t>
-            </w:r>
-            <w:r>
-              <w:t xml:space="preserve">Никитина Е. А.</w:t>
+              <w:t xml:space="preserve">5</w:t>
             </w:r>
           </w:p>
         </w:tc>
@@ -824,6 +568,349 @@
           </w:tcPr>
           <w:p>
             <w:r>
+              <w:t xml:space="preserve">РУБ.</w:t>
+            </w:r>
+          </w:p>
+        </w:tc>
+      </w:tr>
+    </w:tbl>
+    <w:p>
+      <w:r>
+        <w:t xml:space="preserve">2.10. </w:t>
+      </w:r>
+      <w:r>
+        <w:t xml:space="preserve">Поставке подлежит насос модели </w:t>
+      </w:r>
+      <w:r>
+        <w:t xml:space="preserve">ЭЦВ-6-10-80h</w:t>
+      </w:r>
+      <w:r>
+        <w:t xml:space="preserve"> и кабель марки </w:t>
+      </w:r>
+      <w:r>
+        <w:t xml:space="preserve">ВВГнг(А)-LSt</w:t>
+      </w:r>
+      <w:r>
+        <w:t xml:space="preserve">.</w:t>
+      </w:r>
+    </w:p>
+    <w:p/>
+    <w:p>
+      <w:r>
+        <w:rPr>
+          <w:b/>
+        </w:rPr>
+        <w:t xml:space="preserve">3. МЕСТО И СРОКИ ИСПОЛНЕНИЯ</w:t>
+      </w:r>
+    </w:p>
+    <w:p>
+      <w:r>
+        <w:t xml:space="preserve">3.1. Место исполнения обязательств: </w:t>
+      </w:r>
+      <w:r>
+        <w:t xml:space="preserve">190000, г. Санкт-Петербург, пер. Ленинградская, д. 60, кв. 178</w:t>
+      </w:r>
+      <w:r>
+        <w:t xml:space="preserve">.</w:t>
+      </w:r>
+    </w:p>
+    <w:p>
+      <w:r>
+        <w:t xml:space="preserve">3.2. Уведомления направляются </w:t>
+      </w:r>
+      <w:r>
+        <w:t xml:space="preserve">Макарову Ивану Николаевичу</w:t>
+      </w:r>
+      <w:r>
+        <w:t xml:space="preserve"> по телефону </w:t>
+      </w:r>
+      <w:r>
+        <w:t xml:space="preserve">+7 (843) 735-52-64</w:t>
+      </w:r>
+      <w:r>
+        <w:t xml:space="preserve">.</w:t>
+      </w:r>
+    </w:p>
+    <w:p>
+      <w:r>
+        <w:t xml:space="preserve">3.3. Срок исполнения обязательств — </w:t>
+      </w:r>
+      <w:r>
+        <w:t xml:space="preserve">в течение 10 дней с даты подписания Сторонами акта сдачи-приемки оказанных услуг</w:t>
+      </w:r>
+      <w:r>
+        <w:t xml:space="preserve">.</w:t>
+      </w:r>
+    </w:p>
+    <w:p/>
+    <w:p>
+      <w:r>
+        <w:rPr>
+          <w:b/>
+        </w:rPr>
+        <w:t xml:space="preserve">4. ПРОЧИЕ УСЛОВИЯ</w:t>
+      </w:r>
+    </w:p>
+    <w:p>
+      <w:r>
+        <w:t xml:space="preserve">4.1. </w:t>
+      </w:r>
+      <w:r>
+        <w:t xml:space="preserve">Стороны несут ответственность за неисполнение или ненадлежащее исполнение обязательств в соответствии с законодательством Российской Федерации.</w:t>
+      </w:r>
+    </w:p>
+    <w:p>
+      <w:r>
+        <w:t xml:space="preserve">4.2. </w:t>
+      </w:r>
+      <w:r>
+        <w:t xml:space="preserve">Размер неустойки за нарушение сроков оплаты: </w:t>
+      </w:r>
+      <w:r>
+        <w:t xml:space="preserve">15 (пятнадцать) процентов за каждый день просрочки</w:t>
+      </w:r>
+      <w:r>
+        <w:t xml:space="preserve">. Предельный размер ответственности: </w:t>
+      </w:r>
+      <w:r>
+        <w:t xml:space="preserve">15% от стоимости неоплаченных работ</w:t>
+      </w:r>
+      <w:r>
+        <w:t xml:space="preserve">.</w:t>
+      </w:r>
+    </w:p>
+    <w:p>
+      <w:r>
+        <w:t xml:space="preserve">4.3. </w:t>
+      </w:r>
+      <w:r>
+        <w:t xml:space="preserve">Стороны освобождаются от ответственности при наступлении обстоятельств непреодолимой силы, если они прямо повлияли на исполнение обязательств.</w:t>
+      </w:r>
+    </w:p>
+    <w:p>
+      <w:r>
+        <w:t xml:space="preserve">4.4. </w:t>
+      </w:r>
+      <w:r>
+        <w:t xml:space="preserve">Сторона, для которой создалась невозможность исполнения, обязана уведомить другую Сторону. Срок уведомления — </w:t>
+      </w:r>
+      <w:r>
+        <w:t xml:space="preserve">в течение тридцати шести месяцев с момента поступления денежных средств на расчетный счет</w:t>
+      </w:r>
+      <w:r>
+        <w:t xml:space="preserve">.</w:t>
+      </w:r>
+    </w:p>
+    <w:p>
+      <w:r>
+        <w:t xml:space="preserve">4.5. </w:t>
+      </w:r>
+      <w:r>
+        <w:t xml:space="preserve">Все споры и разногласия решаются путём переговоров. Претензионный порядок обязателен, срок ответа на претензию — </w:t>
+      </w:r>
+      <w:r>
+        <w:t xml:space="preserve">не позднее 27.06.2025</w:t>
+      </w:r>
+      <w:r>
+        <w:t xml:space="preserve">.</w:t>
+      </w:r>
+    </w:p>
+    <w:p/>
+    <w:p/>
+    <w:p/>
+    <w:p>
+      <w:r>
+        <w:rPr>
+          <w:b/>
+        </w:rPr>
+        <w:t xml:space="preserve">9. КОНТРОЛЬНЫЕ ВЕЛИЧИНЫ</w:t>
+      </w:r>
+    </w:p>
+    <w:p>
+      <w:r>
+        <w:t xml:space="preserve">9.1. Контрольная запись: </w:t>
+      </w:r>
+      <w:r>
+        <w:rPr>
+          <w:b/>
+        </w:rPr>
+        <w:t xml:space="preserve">1/3</w:t>
+      </w:r>
+      <w:r>
+        <w:t xml:space="preserve">00 ключевой ставки ЦБ РФ годовых</w:t>
+      </w:r>
+      <w:r>
+        <w:t xml:space="preserve">.</w:t>
+      </w:r>
+    </w:p>
+    <w:p>
+      <w:r>
+        <w:t xml:space="preserve">9.2. Контрольная запись: </w:t>
+      </w:r>
+      <w:r>
+        <w:rPr>
+          <w:b/>
+        </w:rPr>
+        <w:t xml:space="preserve">в течение 1</w:t>
+      </w:r>
+      <w:r>
+        <w:t xml:space="preserve">0 (Десяти) рабочих дней с момента заключения контракта</w:t>
+      </w:r>
+      <w:r>
+        <w:t xml:space="preserve">.</w:t>
+      </w:r>
+    </w:p>
+    <w:p>
+      <w:r>
+        <w:t xml:space="preserve">9.3. Контрольная запись: </w:t>
+      </w:r>
+      <w:r>
+        <w:rPr>
+          <w:b/>
+        </w:rPr>
+        <w:t xml:space="preserve">4/2</w:t>
+      </w:r>
+      <w:r>
+        <w:t xml:space="preserve">2</w:t>
+      </w:r>
+      <w:r>
+        <w:t xml:space="preserve">.</w:t>
+      </w:r>
+    </w:p>
+    <w:p>
+      <w:r>
+        <w:t xml:space="preserve">9.4. Контрольная запись: </w:t>
+      </w:r>
+      <w:r>
+        <w:t xml:space="preserve">851ОО000 руб. 0 коп.</w:t>
+      </w:r>
+      <w:r>
+        <w:t xml:space="preserve">.</w:t>
+      </w:r>
+    </w:p>
+    <w:p/>
+    <w:p>
+      <w:r>
+        <w:rPr>
+          <w:b/>
+        </w:rPr>
+        <w:t xml:space="preserve">РЕКВИЗИТЫ И ПОДПИСИ СТОРОН</w:t>
+      </w:r>
+    </w:p>
+    <w:p/>
+    <w:tbl>
+      <w:tblPr>
+        <w:tblW w:w="9360" w:type="dxa"/>
+        <w:tblBorders>
+          <w:top w:val="single" w:sz="4" w:color="auto"/>
+          <w:left w:val="single" w:sz="4" w:color="auto"/>
+          <w:bottom w:val="single" w:sz="4" w:color="auto"/>
+          <w:right w:val="single" w:sz="4" w:color="auto"/>
+          <w:insideH w:val="single" w:sz="4" w:color="auto"/>
+          <w:insideV w:val="single" w:sz="4" w:color="auto"/>
+        </w:tblBorders>
+      </w:tblPr>
+      <w:tblGrid>
+        <w:gridCol w:w="4680"/>
+        <w:gridCol w:w="4680"/>
+      </w:tblGrid>
+      <w:tr>
+        <w:tc>
+          <w:tcPr>
+            <w:tcW w:w="4680" w:type="dxa"/>
+          </w:tcPr>
+          <w:p>
+            <w:r>
+              <w:rPr>
+                <w:b/>
+              </w:rPr>
+              <w:t xml:space="preserve">Поставщик:</w:t>
+            </w:r>
+          </w:p>
+          <w:p>
+            <w:r>
+              <w:t xml:space="preserve">Никитина Екатерина Андреевна</w:t>
+            </w:r>
+          </w:p>
+          <w:p>
+            <w:r>
+              <w:t xml:space="preserve">Дата рождения: </w:t>
+            </w:r>
+            <w:r>
+              <w:t xml:space="preserve">11.09.1973</w:t>
+            </w:r>
+          </w:p>
+          <w:p>
+            <w:r>
+              <w:t xml:space="preserve">Адрес регистрации: </w:t>
+            </w:r>
+            <w:r>
+              <w:t xml:space="preserve">443010, г. Самара, проезд Профсоюзная, д. 20, кв. 96</w:t>
+            </w:r>
+          </w:p>
+          <w:p>
+            <w:r>
+              <w:t xml:space="preserve">Паспорт </w:t>
+            </w:r>
+            <w:r>
+              <w:t xml:space="preserve">82 10 374810</w:t>
+            </w:r>
+            <w:r>
+              <w:t xml:space="preserve">, выдан ОВД «Тропарёво» г. Москвы 16.04.2014</w:t>
+            </w:r>
+            <w:r>
+              <w:t xml:space="preserve">, код подразделения </w:t>
+            </w:r>
+            <w:r>
+              <w:t xml:space="preserve">303-665</w:t>
+            </w:r>
+          </w:p>
+          <w:p>
+            <w:r>
+              <w:t xml:space="preserve">СНИЛС </w:t>
+            </w:r>
+            <w:r>
+              <w:t xml:space="preserve">040-571-431 19</w:t>
+            </w:r>
+            <w:r>
+              <w:t xml:space="preserve"> ИНН </w:t>
+            </w:r>
+            <w:r>
+              <w:t xml:space="preserve">827195530942</w:t>
+            </w:r>
+          </w:p>
+          <w:p>
+            <w:r>
+              <w:t xml:space="preserve">Тел.: </w:t>
+            </w:r>
+            <w:r>
+              <w:t xml:space="preserve">+7 (383) 384-65-74</w:t>
+            </w:r>
+          </w:p>
+          <w:p>
+            <w:r>
+              <w:t xml:space="preserve">E-mail: </w:t>
+            </w:r>
+            <w:r>
+              <w:t xml:space="preserve">nikitina@gmail.com</w:t>
+            </w:r>
+          </w:p>
+          <w:p/>
+          <w:p>
+            <w:r>
+              <w:t xml:space="preserve">______________ </w:t>
+            </w:r>
+            <w:r>
+              <w:t xml:space="preserve">Никитина Е. А.</w:t>
+            </w:r>
+          </w:p>
+        </w:tc>
+        <w:tc>
+          <w:tcPr>
+            <w:tcW w:w="4680" w:type="dxa"/>
+          </w:tcPr>
+          <w:p>
+            <w:r>
               <w:rPr>
                 <w:b/>
               </w:rPr>
@@ -848,7 +935,7 @@
               <w:t xml:space="preserve">Адрес регистрации: </w:t>
             </w:r>
             <w:r>
-              <w:t xml:space="preserve">630099, г. Новосибирск, пер. Профсоюзная, д. 56, кв. 130</w:t>
+              <w:t xml:space="preserve">170100, г. Тверь, просп. Промышленная, д. 69, кв. 85</w:t>
             </w:r>
           </w:p>
           <w:p>
@@ -887,7 +974,7 @@
               <w:t xml:space="preserve">Тел.: </w:t>
             </w:r>
             <w:r>
-              <w:t xml:space="preserve">+7 (499) 277-60-32</w:t>
+              <w:t xml:space="preserve">+7 (843) 965-68-98</w:t>
             </w:r>
           </w:p>
           <w:p>
@@ -895,7 +982,7 @@
               <w:t xml:space="preserve">E-mail: </w:t>
             </w:r>
             <w:r>
-              <w:t xml:space="preserve">makarov@bk.ru</w:t>
+              <w:t xml:space="preserve">makarov@list.ru</w:t>
             </w:r>
           </w:p>
           <w:p/>

--- a/tests/corpus_v2/docs/supply_0006.docx
+++ b/tests/corpus_v2/docs/supply_0006.docx
@@ -156,7 +156,7 @@
         <w:t xml:space="preserve">Поставка осуществляется партиями на основании заявок Покупателя; срок отгрузки партии — </w:t>
       </w:r>
       <w:r>
-        <w:t xml:space="preserve">в течение 30 (Тридцати) банковских дней с момента заключения контракта</w:t>
+        <w:t xml:space="preserve">в течение 5 (Пяти) банковских дней с момента заключения контракта</w:t>
       </w:r>
       <w:r>
         <w:t xml:space="preserve">.</w:t>
@@ -176,6 +176,101 @@
       </w:r>
       <w:r>
         <w:t xml:space="preserve">Качество товара должно соответствовать требованиям технических регламентов и подтверждаться сертификатами соответствия.</w:t>
+      </w:r>
+    </w:p>
+    <w:p>
+      <w:r>
+        <w:t xml:space="preserve">1.6. </w:t>
+      </w:r>
+      <w:r>
+        <w:t xml:space="preserve">Партия сопровождается накладной формы ТОРГ-12 № </w:t>
+      </w:r>
+      <w:r>
+        <w:t xml:space="preserve">049711115</w:t>
+      </w:r>
+      <w:r>
+        <w:t xml:space="preserve">. Каталожный номер изделия — </w:t>
+      </w:r>
+      <w:r>
+        <w:t xml:space="preserve">046527867</w:t>
+      </w:r>
+      <w:r>
+        <w:t xml:space="preserve">. Заводской номер насоса — </w:t>
+      </w:r>
+      <w:r>
+        <w:t xml:space="preserve">046157149</w:t>
+      </w:r>
+      <w:r>
+        <w:t xml:space="preserve">.</w:t>
+      </w:r>
+    </w:p>
+    <w:p>
+      <w:r>
+        <w:t xml:space="preserve">1.7. </w:t>
+      </w:r>
+      <w:r>
+        <w:t xml:space="preserve">Финансирование ведётся по коду целевых средств </w:t>
+      </w:r>
+      <w:r>
+        <w:t xml:space="preserve">040786854</w:t>
+      </w:r>
+      <w:r>
+        <w:t xml:space="preserve"> согласно приказу Минфина России № 157н. </w:t>
+      </w:r>
+      <w:r>
+        <w:t xml:space="preserve">БИК будет сообщён дополнительно, номер заявки — </w:t>
+      </w:r>
+      <w:r>
+        <w:t xml:space="preserve">047277476</w:t>
+      </w:r>
+      <w:r>
+        <w:t xml:space="preserve">.</w:t>
+      </w:r>
+    </w:p>
+    <w:p>
+      <w:r>
+        <w:t xml:space="preserve">1.8. </w:t>
+      </w:r>
+      <w:r>
+        <w:t xml:space="preserve">Абоненту открыт лицевой счёт </w:t>
+      </w:r>
+      <w:r>
+        <w:t xml:space="preserve">89075714290</w:t>
+      </w:r>
+      <w:r>
+        <w:t xml:space="preserve">. Спецификация зарегистрирована за номером </w:t>
+      </w:r>
+      <w:r>
+        <w:t xml:space="preserve">80170551613</w:t>
+      </w:r>
+      <w:r>
+        <w:t xml:space="preserve">. Заводской номер прибора учёта — </w:t>
+      </w:r>
+      <w:r>
+        <w:t xml:space="preserve">86209366455</w:t>
+      </w:r>
+      <w:r>
+        <w:t xml:space="preserve">.</w:t>
+      </w:r>
+    </w:p>
+    <w:p>
+      <w:r>
+        <w:t xml:space="preserve">1.9. </w:t>
+      </w:r>
+      <w:r>
+        <w:t xml:space="preserve">Партия внесена в реестр под номером </w:t>
+      </w:r>
+      <w:r>
+        <w:t xml:space="preserve">83539935453</w:t>
+      </w:r>
+      <w:r>
+        <w:t xml:space="preserve"> в порядке статьи 434 Гражданского кодекса Российской Федерации. Исходящий номер уведомления — </w:t>
+      </w:r>
+      <w:r>
+        <w:t xml:space="preserve">85830699543</w:t>
+      </w:r>
+      <w:r>
+        <w:t xml:space="preserve">.</w:t>
       </w:r>
     </w:p>
     <w:p/>
@@ -192,7 +287,7 @@
         <w:t xml:space="preserve">2.1. Общая цена Договора: </w:t>
       </w:r>
       <w:r>
-        <w:t xml:space="preserve">Двадцать один миллион двести тысяч два рубля</w:t>
+        <w:t xml:space="preserve">Тридцать два миллиона двести тысяч два рубля</w:t>
       </w:r>
       <w:r>
         <w:t xml:space="preserve">, </w:t>
@@ -220,7 +315,7 @@
         <w:t xml:space="preserve">2.3. Срок оплаты — </w:t>
       </w:r>
       <w:r>
-        <w:t xml:space="preserve">не позднее 12.11.2025</w:t>
+        <w:t xml:space="preserve">не позднее 22.02.2025</w:t>
       </w:r>
       <w:r>
         <w:t xml:space="preserve">.</w:t>
@@ -240,7 +335,7 @@
         <w:t xml:space="preserve">, артикул </w:t>
       </w:r>
       <w:r>
-        <w:t xml:space="preserve">RM-8106-42</w:t>
+        <w:t xml:space="preserve">RM-9127-18</w:t>
       </w:r>
       <w:r>
         <w:t xml:space="preserve">, код </w:t>
@@ -300,49 +395,49 @@
         <w:t xml:space="preserve">. Товар отгружается с сопроводительным документом паспорт качества № </w:t>
       </w:r>
       <w:r>
-        <w:t xml:space="preserve">15 19 815220</w:t>
+        <w:t xml:space="preserve">75 14 340627</w:t>
       </w:r>
       <w:r>
         <w:t xml:space="preserve">. К партии приложен паспорт изделия № </w:t>
       </w:r>
       <w:r>
-        <w:t xml:space="preserve">41 01 903929</w:t>
+        <w:t xml:space="preserve">76 19 976005</w:t>
       </w:r>
       <w:r>
         <w:t xml:space="preserve">. Оборудование поставляется с паспортом транспортного средства № </w:t>
       </w:r>
       <w:r>
-        <w:t xml:space="preserve">06 04 764546</w:t>
+        <w:t xml:space="preserve">20 12 605027</w:t>
       </w:r>
       <w:r>
         <w:t xml:space="preserve">. Приёмка производится согласно техническому паспорту </w:t>
       </w:r>
       <w:r>
-        <w:t xml:space="preserve">86 21 707770</w:t>
+        <w:t xml:space="preserve">36 14 530224</w:t>
       </w:r>
       <w:r>
         <w:t xml:space="preserve">. СНИЛС не указан, номер заказа </w:t>
       </w:r>
       <w:r>
-        <w:t xml:space="preserve">614-135-457 48</w:t>
+        <w:t xml:space="preserve">200-178-402 22</w:t>
       </w:r>
       <w:r>
         <w:t xml:space="preserve">. Дата рождения не проставлена, документ выдан </w:t>
       </w:r>
       <w:r>
-        <w:t xml:space="preserve">02.11.2018</w:t>
+        <w:t xml:space="preserve">18.06.2022</w:t>
       </w:r>
       <w:r>
         <w:t xml:space="preserve">. Код подразделения, см. артикул </w:t>
       </w:r>
       <w:r>
-        <w:t xml:space="preserve">483-367</w:t>
+        <w:t xml:space="preserve">866-472</w:t>
       </w:r>
       <w:r>
         <w:t xml:space="preserve">. Цена — </w:t>
       </w:r>
       <w:r>
-        <w:t xml:space="preserve">45 100 000,98 (сорок пять миллионов сто тысяч) ₽</w:t>
+        <w:t xml:space="preserve">7 180 000,29 (семь миллионов сто восемьдесят тысяч) ₽</w:t>
       </w:r>
       <w:r>
         <w:t xml:space="preserve">, в т.ч. НДС </w:t>
@@ -362,25 +457,25 @@
         <w:t xml:space="preserve">Товар маркирован штрихкодом </w:t>
       </w:r>
       <w:r>
-        <w:t xml:space="preserve">4607245539991</w:t>
+        <w:t xml:space="preserve">4603980704918</w:t>
       </w:r>
       <w:r>
         <w:t xml:space="preserve">. Код контрагента по ОКПО — </w:t>
       </w:r>
       <w:r>
-        <w:t xml:space="preserve">2367766907</w:t>
+        <w:t xml:space="preserve">9184261991</w:t>
       </w:r>
       <w:r>
         <w:t xml:space="preserve">. Оборудование учтено под инвентарным номером </w:t>
       </w:r>
       <w:r>
-        <w:t xml:space="preserve">041266893</w:t>
+        <w:t xml:space="preserve">041247849</w:t>
       </w:r>
       <w:r>
         <w:t xml:space="preserve">, складской позиции присвоен номер </w:t>
       </w:r>
       <w:r>
-        <w:t xml:space="preserve">822290193</w:t>
+        <w:t xml:space="preserve">760027168</w:t>
       </w:r>
       <w:r>
         <w:t xml:space="preserve">.</w:t>
@@ -394,19 +489,19 @@
         <w:t xml:space="preserve">Оплата по счёту-фактуре на КБК </w:t>
       </w:r>
       <w:r>
-        <w:t xml:space="preserve">18210101011011000176</w:t>
+        <w:t xml:space="preserve">18210101011011000166</w:t>
       </w:r>
       <w:r>
         <w:t xml:space="preserve">. ИНН не присвоен, регистрационный № </w:t>
       </w:r>
       <w:r>
-        <w:t xml:space="preserve">3347726633</w:t>
+        <w:t xml:space="preserve">5213996471</w:t>
       </w:r>
       <w:r>
         <w:t xml:space="preserve">. ИНН не присвоен, платёжный документ № </w:t>
       </w:r>
       <w:r>
-        <w:t xml:space="preserve">705177457858</w:t>
+        <w:t xml:space="preserve">762563104010</w:t>
       </w:r>
       <w:r>
         <w:t xml:space="preserve">. Заказчик действует в лице </w:t>
@@ -426,7 +521,7 @@
         <w:t xml:space="preserve">Массовая доля влаги в товаре — </w:t>
       </w:r>
       <w:r>
-        <w:t xml:space="preserve">не более 9 %</w:t>
+        <w:t xml:space="preserve">не более 15 %</w:t>
       </w:r>
       <w:r>
         <w:t xml:space="preserve">. Товар подлежит хранению </w:t>
@@ -501,7 +596,7 @@
           </w:tcPr>
           <w:p>
             <w:r>
-              <w:t xml:space="preserve">4022316152</w:t>
+              <w:t xml:space="preserve">3690820526</w:t>
             </w:r>
           </w:p>
         </w:tc>
@@ -529,7 +624,7 @@
         <w:t xml:space="preserve">Полномочия подтверждаются свидетельством о рождении, выдано </w:t>
       </w:r>
       <w:r>
-        <w:t xml:space="preserve">02.05.2017</w:t>
+        <w:t xml:space="preserve">07.04.2010</w:t>
       </w:r>
       <w:r>
         <w:t xml:space="preserve"> отделом ЗАГС.</w:t>
@@ -558,7 +653,7 @@
           </w:tcPr>
           <w:p>
             <w:r>
-              <w:t xml:space="preserve">5</w:t>
+              <w:t xml:space="preserve">4</w:t>
             </w:r>
           </w:p>
         </w:tc>
@@ -608,7 +703,7 @@
         <w:t xml:space="preserve">3.1. Место исполнения обязательств: </w:t>
       </w:r>
       <w:r>
-        <w:t xml:space="preserve">190000, г. Санкт-Петербург, пер. Ленинградская, д. 60, кв. 178</w:t>
+        <w:t xml:space="preserve">614000, г. Пермь, проезд Заречная, д. 61, кв. 108</w:t>
       </w:r>
       <w:r>
         <w:t xml:space="preserve">.</w:t>
@@ -625,7 +720,7 @@
         <w:t xml:space="preserve"> по телефону </w:t>
       </w:r>
       <w:r>
-        <w:t xml:space="preserve">+7 (843) 735-52-64</w:t>
+        <w:t xml:space="preserve">+7 (843) 444-35-97</w:t>
       </w:r>
       <w:r>
         <w:t xml:space="preserve">.</w:t>
@@ -636,7 +731,111 @@
         <w:t xml:space="preserve">3.3. Срок исполнения обязательств — </w:t>
       </w:r>
       <w:r>
-        <w:t xml:space="preserve">в течение 10 дней с даты подписания Сторонами акта сдачи-приемки оказанных услуг</w:t>
+        <w:t xml:space="preserve">в течение 3 дней с даты подписания Сторонами акта сдачи-приемки оказанных услуг</w:t>
+      </w:r>
+      <w:r>
+        <w:t xml:space="preserve">.</w:t>
+      </w:r>
+    </w:p>
+    <w:p>
+      <w:r>
+        <w:t xml:space="preserve">3.4. </w:t>
+      </w:r>
+      <w:r>
+        <w:t xml:space="preserve">Финансирование ведётся за счёт средств бюджета, КБК </w:t>
+      </w:r>
+      <w:r>
+        <w:t xml:space="preserve">18264514534905096855</w:t>
+      </w:r>
+      <w:r>
+        <w:t xml:space="preserve">. Показания счётчика снимаются по прибору с заводским номером </w:t>
+      </w:r>
+      <w:r>
+        <w:t xml:space="preserve">39824440189186913418</w:t>
+      </w:r>
+      <w:r>
+        <w:t xml:space="preserve">.</w:t>
+      </w:r>
+    </w:p>
+    <w:p>
+      <w:r>
+        <w:t xml:space="preserve">3.5. </w:t>
+      </w:r>
+      <w:r>
+        <w:t xml:space="preserve">В счёте на оплату указывается УИН </w:t>
+      </w:r>
+      <w:r>
+        <w:t xml:space="preserve">18209814149653425302</w:t>
+      </w:r>
+      <w:r>
+        <w:t xml:space="preserve">. Счёт-проформа зарегистрирован за номером </w:t>
+      </w:r>
+      <w:r>
+        <w:t xml:space="preserve">77925858304580743584</w:t>
+      </w:r>
+      <w:r>
+        <w:t xml:space="preserve">. В силу статьи 855 Гражданского кодекса Российской Федерации списание со счёта ведётся по коду вида дохода </w:t>
+      </w:r>
+      <w:r>
+        <w:t xml:space="preserve">18210085019633606563</w:t>
+      </w:r>
+      <w:r>
+        <w:t xml:space="preserve">.</w:t>
+      </w:r>
+    </w:p>
+    <w:p>
+      <w:r>
+        <w:t xml:space="preserve">3.6. </w:t>
+      </w:r>
+      <w:r>
+        <w:t xml:space="preserve">ИНН у иностранного контрагента отсутствует, номер в торговом реестре — </w:t>
+      </w:r>
+      <w:r>
+        <w:t xml:space="preserve">3347726633</w:t>
+      </w:r>
+      <w:r>
+        <w:t xml:space="preserve">. ИНН приводится в приложении; номер спецификации — </w:t>
+      </w:r>
+      <w:r>
+        <w:t xml:space="preserve">2757375898</w:t>
+      </w:r>
+      <w:r>
+        <w:t xml:space="preserve">. Постановка на учёт производится по статье 84 Налогового кодекса Российской Федерации, решение № </w:t>
+      </w:r>
+      <w:r>
+        <w:t xml:space="preserve">4022316152</w:t>
+      </w:r>
+      <w:r>
+        <w:t xml:space="preserve">.</w:t>
+      </w:r>
+    </w:p>
+    <w:p>
+      <w:r>
+        <w:t xml:space="preserve">3.7. </w:t>
+      </w:r>
+      <w:r>
+        <w:t xml:space="preserve">Номер партии по системе прослеживаемости — </w:t>
+      </w:r>
+      <w:r>
+        <w:t xml:space="preserve">5436682175</w:t>
+      </w:r>
+      <w:r>
+        <w:t xml:space="preserve">. Доля посторонних включений — не более </w:t>
+      </w:r>
+      <w:r>
+        <w:t xml:space="preserve">2,4 %</w:t>
+      </w:r>
+      <w:r>
+        <w:t xml:space="preserve">. Погрешность измерения прибора — не более </w:t>
+      </w:r>
+      <w:r>
+        <w:t xml:space="preserve">0,3 %</w:t>
+      </w:r>
+      <w:r>
+        <w:t xml:space="preserve">. Станок имеет заводской номер </w:t>
+      </w:r>
+      <w:r>
+        <w:t xml:space="preserve">5715825955</w:t>
       </w:r>
       <w:r>
         <w:t xml:space="preserve">.</w:t>
@@ -667,13 +866,13 @@
         <w:t xml:space="preserve">Размер неустойки за нарушение сроков оплаты: </w:t>
       </w:r>
       <w:r>
-        <w:t xml:space="preserve">15 (пятнадцать) процентов за каждый день просрочки</w:t>
+        <w:t xml:space="preserve">10 (десять) процентов за каждый день просрочки</w:t>
       </w:r>
       <w:r>
         <w:t xml:space="preserve">. Предельный размер ответственности: </w:t>
       </w:r>
       <w:r>
-        <w:t xml:space="preserve">15% от стоимости неоплаченных работ</w:t>
+        <w:t xml:space="preserve">9% от стоимости неоплаченных работ</w:t>
       </w:r>
       <w:r>
         <w:t xml:space="preserve">.</w:t>
@@ -695,7 +894,7 @@
         <w:t xml:space="preserve">Сторона, для которой создалась невозможность исполнения, обязана уведомить другую Сторону. Срок уведомления — </w:t>
       </w:r>
       <w:r>
-        <w:t xml:space="preserve">в течение тридцати шести месяцев с момента поступления денежных средств на расчетный счет</w:t>
+        <w:t xml:space="preserve">в течение двадцати четырех месяцев с момента поступления денежных средств на расчетный счет</w:t>
       </w:r>
       <w:r>
         <w:t xml:space="preserve">.</w:t>
@@ -709,7 +908,125 @@
         <w:t xml:space="preserve">Все споры и разногласия решаются путём переговоров. Претензионный порядок обязателен, срок ответа на претензию — </w:t>
       </w:r>
       <w:r>
-        <w:t xml:space="preserve">не позднее 27.06.2025</w:t>
+        <w:t xml:space="preserve">не позднее 04.02.2025</w:t>
+      </w:r>
+      <w:r>
+        <w:t xml:space="preserve">.</w:t>
+      </w:r>
+    </w:p>
+    <w:p>
+      <w:r>
+        <w:t xml:space="preserve">4.6. </w:t>
+      </w:r>
+      <w:r>
+        <w:t xml:space="preserve">ИНН физического лица не указан; номер лицевого счёта абонента — </w:t>
+      </w:r>
+      <w:r>
+        <w:t xml:space="preserve">448386844692</w:t>
+      </w:r>
+      <w:r>
+        <w:t xml:space="preserve">. ИНН приведён в приложении, код позиции </w:t>
+      </w:r>
+      <w:r>
+        <w:t xml:space="preserve">925656046619</w:t>
+      </w:r>
+      <w:r>
+        <w:t xml:space="preserve">. Обработка ИНН ведётся по статье 86 Налогового кодекса Российской Федерации, запрос № </w:t>
+      </w:r>
+      <w:r>
+        <w:t xml:space="preserve">236512597245</w:t>
+      </w:r>
+      <w:r>
+        <w:t xml:space="preserve">.</w:t>
+      </w:r>
+    </w:p>
+    <w:p>
+      <w:r>
+        <w:t xml:space="preserve">4.7. </w:t>
+      </w:r>
+      <w:r>
+        <w:t xml:space="preserve">Номер товарной накладной на партию — </w:t>
+      </w:r>
+      <w:r>
+        <w:t xml:space="preserve">417473826726</w:t>
+      </w:r>
+      <w:r>
+        <w:t xml:space="preserve">. Модуль учёта имеет заводской номер </w:t>
+      </w:r>
+      <w:r>
+        <w:t xml:space="preserve">001208234025</w:t>
+      </w:r>
+      <w:r>
+        <w:t xml:space="preserve">. Проектный уклон кровли — </w:t>
+      </w:r>
+      <w:r>
+        <w:t xml:space="preserve">2 %</w:t>
+      </w:r>
+      <w:r>
+        <w:t xml:space="preserve">.</w:t>
+      </w:r>
+    </w:p>
+    <w:p>
+      <w:r>
+        <w:t xml:space="preserve">4.8. </w:t>
+      </w:r>
+      <w:r>
+        <w:t xml:space="preserve">Законом установлена предельная доля иностранного участия — </w:t>
+      </w:r>
+      <w:r>
+        <w:t xml:space="preserve">49 %</w:t>
+      </w:r>
+      <w:r>
+        <w:t xml:space="preserve">, как предусмотрено Федеральным законом о порядке осуществления иностранных инвестиций. Приложение № 3 к Договору содержит долю брака, не превышающую </w:t>
+      </w:r>
+      <w:r>
+        <w:t xml:space="preserve">3,1 %</w:t>
+      </w:r>
+      <w:r>
+        <w:t xml:space="preserve">.</w:t>
+      </w:r>
+    </w:p>
+    <w:p>
+      <w:r>
+        <w:t xml:space="preserve">4.9. </w:t>
+      </w:r>
+      <w:r>
+        <w:t xml:space="preserve">Товар имеет срок годности </w:t>
+      </w:r>
+      <w:r>
+        <w:t xml:space="preserve">в течение 36 месяцев</w:t>
+      </w:r>
+      <w:r>
+        <w:t xml:space="preserve"> с даты выпуска. Смесь выдерживается </w:t>
+      </w:r>
+      <w:r>
+        <w:t xml:space="preserve">в течение 48 часов</w:t>
+      </w:r>
+      <w:r>
+        <w:t xml:space="preserve"> без доступа влаги.</w:t>
+      </w:r>
+    </w:p>
+    <w:p>
+      <w:r>
+        <w:t xml:space="preserve">4.10. </w:t>
+      </w:r>
+      <w:r>
+        <w:t xml:space="preserve">Требования по качеству работ заявляются </w:t>
+      </w:r>
+      <w:r>
+        <w:t xml:space="preserve">в течение одного года</w:t>
+      </w:r>
+      <w:r>
+        <w:t xml:space="preserve"> по правилам статьи 725 Гражданского кодекса Российской Федерации. Поставщик присутствует на рынке </w:t>
+      </w:r>
+      <w:r>
+        <w:t xml:space="preserve">в течение 17 лет</w:t>
+      </w:r>
+      <w:r>
+        <w:t xml:space="preserve">. Окончание отчётного периода — </w:t>
+      </w:r>
+      <w:r>
+        <w:t xml:space="preserve">не позднее 17.11.2026</w:t>
       </w:r>
       <w:r>
         <w:t xml:space="preserve">.</w:t>
@@ -751,10 +1068,10 @@
         <w:rPr>
           <w:b/>
         </w:rPr>
-        <w:t xml:space="preserve">в течение 1</w:t>
-      </w:r>
-      <w:r>
-        <w:t xml:space="preserve">0 (Десяти) рабочих дней с момента заключения контракта</w:t>
+        <w:t xml:space="preserve">в течение 6</w:t>
+      </w:r>
+      <w:r>
+        <w:t xml:space="preserve">0 календарных дней со дня предъявления требования</w:t>
       </w:r>
       <w:r>
         <w:t xml:space="preserve">.</w:t>
@@ -768,10 +1085,10 @@
         <w:rPr>
           <w:b/>
         </w:rPr>
-        <w:t xml:space="preserve">4/2</w:t>
-      </w:r>
-      <w:r>
-        <w:t xml:space="preserve">2</w:t>
+        <w:t xml:space="preserve">4/1</w:t>
+      </w:r>
+      <w:r>
+        <w:t xml:space="preserve">1</w:t>
       </w:r>
       <w:r>
         <w:t xml:space="preserve">.</w:t>
@@ -782,7 +1099,7 @@
         <w:t xml:space="preserve">9.4. Контрольная запись: </w:t>
       </w:r>
       <w:r>
-        <w:t xml:space="preserve">851ОО000 руб. 0 коп.</w:t>
+        <w:t xml:space="preserve">І9000 руб. 5 коп.</w:t>
       </w:r>
       <w:r>
         <w:t xml:space="preserve">.</w:t>
@@ -845,7 +1162,7 @@
               <w:t xml:space="preserve">Адрес регистрации: </w:t>
             </w:r>
             <w:r>
-              <w:t xml:space="preserve">443010, г. Самара, проезд Профсоюзная, д. 20, кв. 96</w:t>
+              <w:t xml:space="preserve">394000, г. Воронеж, проезд Гагарина, д. 16, кв. 14</w:t>
             </w:r>
           </w:p>
           <w:p>
@@ -884,7 +1201,7 @@
               <w:t xml:space="preserve">Тел.: </w:t>
             </w:r>
             <w:r>
-              <w:t xml:space="preserve">+7 (383) 384-65-74</w:t>
+              <w:t xml:space="preserve">+7 (383) 638-79-76</w:t>
             </w:r>
           </w:p>
           <w:p>
@@ -892,7 +1209,7 @@
               <w:t xml:space="preserve">E-mail: </w:t>
             </w:r>
             <w:r>
-              <w:t xml:space="preserve">nikitina@gmail.com</w:t>
+              <w:t xml:space="preserve">nikitina@corp-tehno.ru</w:t>
             </w:r>
           </w:p>
           <w:p/>
@@ -935,7 +1252,7 @@
               <w:t xml:space="preserve">Адрес регистрации: </w:t>
             </w:r>
             <w:r>
-              <w:t xml:space="preserve">170100, г. Тверь, просп. Промышленная, д. 69, кв. 85</w:t>
+              <w:t xml:space="preserve">620014, г. Екатеринбург, бул. Строителей, д. 62, кв. 188</w:t>
             </w:r>
           </w:p>
           <w:p>
@@ -974,7 +1291,7 @@
               <w:t xml:space="preserve">Тел.: </w:t>
             </w:r>
             <w:r>
-              <w:t xml:space="preserve">+7 (843) 965-68-98</w:t>
+              <w:t xml:space="preserve">+7 (812) 575-33-76</w:t>
             </w:r>
           </w:p>
           <w:p>
@@ -982,7 +1299,7 @@
               <w:t xml:space="preserve">E-mail: </w:t>
             </w:r>
             <w:r>
-              <w:t xml:space="preserve">makarov@list.ru</w:t>
+              <w:t xml:space="preserve">makarov@gmail.com</w:t>
             </w:r>
           </w:p>
           <w:p/>

--- a/tests/corpus_v2/docs/supply_0006.docx
+++ b/tests/corpus_v2/docs/supply_0006.docx
@@ -1100,6 +1100,37 @@
       </w:r>
       <w:r>
         <w:t xml:space="preserve">І9000 руб. 5 коп.</w:t>
+      </w:r>
+      <w:r>
+        <w:t xml:space="preserve">.</w:t>
+      </w:r>
+    </w:p>
+    <w:p/>
+    <w:p>
+      <w:r>
+        <w:rPr>
+          <w:b/>
+        </w:rPr>
+        <w:t xml:space="preserve">6. ОСОБЫЕ УСЛОВИЯ ОТДЕЛЬНЫХ ВИДОВ ДАННЫХ</w:t>
+      </w:r>
+    </w:p>
+    <w:p>
+      <w:r>
+        <w:t xml:space="preserve">6.1. Полномочия представителя подтверждены доверенностью, реестровый номер </w:t>
+      </w:r>
+      <w:r>
+        <w:t xml:space="preserve">77/714-н/77-2024-1-502</w:t>
+      </w:r>
+      <w:r>
+        <w:t xml:space="preserve">.</w:t>
+      </w:r>
+    </w:p>
+    <w:p>
+      <w:r>
+        <w:t xml:space="preserve">6.2. Для сопоставления в учёте указывается: </w:t>
+      </w:r>
+      <w:r>
+        <w:t xml:space="preserve">ГОСТ Р 52044-2003</w:t>
       </w:r>
       <w:r>
         <w:t xml:space="preserve">.</w:t>

--- a/tests/corpus_v2/docs/supply_0006.docx
+++ b/tests/corpus_v2/docs/supply_0006.docx
@@ -1116,21 +1116,87 @@
     </w:p>
     <w:p>
       <w:r>
-        <w:t xml:space="preserve">6.1. Полномочия представителя подтверждены доверенностью, реестровый номер </w:t>
-      </w:r>
-      <w:r>
-        <w:t xml:space="preserve">77/714-н/77-2024-1-502</w:t>
-      </w:r>
-      <w:r>
-        <w:t xml:space="preserve">.</w:t>
-      </w:r>
-    </w:p>
-    <w:p>
-      <w:r>
-        <w:t xml:space="preserve">6.2. Для сопоставления в учёте указывается: </w:t>
-      </w:r>
-      <w:r>
-        <w:t xml:space="preserve">ГОСТ Р 52044-2003</w:t>
+        <w:t xml:space="preserve">6.1. Работы выполняются на основании ранее заключённого Договора № </w:t>
+      </w:r>
+      <w:r>
+        <w:t xml:space="preserve">118/2024-А</w:t>
+      </w:r>
+      <w:r>
+        <w:t xml:space="preserve"> между теми же сторонами.</w:t>
+      </w:r>
+    </w:p>
+    <w:p>
+      <w:r>
+        <w:t xml:space="preserve">6.2. Первичные документы: </w:t>
+      </w:r>
+      <w:r>
+        <w:t xml:space="preserve">как указано в пункте 4.2 настоящего Договора</w:t>
+      </w:r>
+      <w:r>
+        <w:t xml:space="preserve">.</w:t>
+      </w:r>
+    </w:p>
+    <w:p>
+      <w:r>
+        <w:t xml:space="preserve">6.3. Запись о лицензии внесена в реестр за регистрационным номером </w:t>
+      </w:r>
+      <w:r>
+        <w:t xml:space="preserve">509118266</w:t>
+      </w:r>
+      <w:r>
+        <w:t xml:space="preserve">.</w:t>
+      </w:r>
+    </w:p>
+    <w:p>
+      <w:r>
+        <w:t xml:space="preserve">6.4. Внутренний учёт ведётся отдельно: </w:t>
+      </w:r>
+      <w:r>
+        <w:t xml:space="preserve">инвентарный номер 123456789</w:t>
+      </w:r>
+      <w:r>
+        <w:t xml:space="preserve">.</w:t>
+      </w:r>
+    </w:p>
+    <w:p>
+      <w:r>
+        <w:t xml:space="preserve">6.5. Полномочия представителя подтверждены доверенностью, реестровый номер </w:t>
+      </w:r>
+      <w:r>
+        <w:t xml:space="preserve">23/5-н/23-2025-2-1104</w:t>
+      </w:r>
+      <w:r>
+        <w:t xml:space="preserve">.</w:t>
+      </w:r>
+    </w:p>
+    <w:p>
+      <w:r>
+        <w:t xml:space="preserve">6.6. Для сопоставления в учёте указывается: </w:t>
+      </w:r>
+      <w:r>
+        <w:t xml:space="preserve">срок действия 12/2024-06/2025</w:t>
+      </w:r>
+      <w:r>
+        <w:t xml:space="preserve">.</w:t>
+      </w:r>
+    </w:p>
+    <w:p>
+      <w:r>
+        <w:t xml:space="preserve">6.7. Решение принято большинством в </w:t>
+      </w:r>
+      <w:r>
+        <w:t xml:space="preserve">51 % акций</w:t>
+      </w:r>
+      <w:r>
+        <w:t xml:space="preserve"> от общего числа голосов членов совета директоров.</w:t>
+      </w:r>
+    </w:p>
+    <w:p>
+      <w:r>
+        <w:t xml:space="preserve">6.8. Кворум определяется уставом: </w:t>
+      </w:r>
+      <w:r>
+        <w:t xml:space="preserve">доля брака не превышает 1 % партии</w:t>
       </w:r>
       <w:r>
         <w:t xml:space="preserve">.</w:t>

--- a/tests/corpus_v2/docs/supply_0006.docx
+++ b/tests/corpus_v2/docs/supply_0006.docx
@@ -1116,10 +1116,32 @@
     </w:p>
     <w:p>
       <w:r>
-        <w:t xml:space="preserve">6.1. Работы выполняются на основании ранее заключённого Договора № </w:t>
-      </w:r>
-      <w:r>
-        <w:t xml:space="preserve">118/2024-А</w:t>
+        <w:t xml:space="preserve">6.1. Стороны ранее заключили </w:t>
+      </w:r>
+      <w:r>
+        <w:t xml:space="preserve">договор уступки права требования</w:t>
+      </w:r>
+      <w:r>
+        <w:t xml:space="preserve"> на сопоставимых условиях.</w:t>
+      </w:r>
+    </w:p>
+    <w:p>
+      <w:r>
+        <w:t xml:space="preserve">6.2. Прочие условия: </w:t>
+      </w:r>
+      <w:r>
+        <w:t xml:space="preserve">реквизиты первичных документов приведены в приложении</w:t>
+      </w:r>
+      <w:r>
+        <w:t xml:space="preserve">.</w:t>
+      </w:r>
+    </w:p>
+    <w:p>
+      <w:r>
+        <w:t xml:space="preserve">6.3. Работы выполняются на основании ранее заключённого Договора № </w:t>
+      </w:r>
+      <w:r>
+        <w:t xml:space="preserve">2/17</w:t>
       </w:r>
       <w:r>
         <w:t xml:space="preserve"> между теми же сторонами.</w:t>
@@ -1127,29 +1149,73 @@
     </w:p>
     <w:p>
       <w:r>
-        <w:t xml:space="preserve">6.2. Первичные документы: </w:t>
-      </w:r>
-      <w:r>
-        <w:t xml:space="preserve">как указано в пункте 4.2 настоящего Договора</w:t>
-      </w:r>
-      <w:r>
-        <w:t xml:space="preserve">.</w:t>
-      </w:r>
-    </w:p>
-    <w:p>
-      <w:r>
-        <w:t xml:space="preserve">6.3. Запись о лицензии внесена в реестр за регистрационным номером </w:t>
-      </w:r>
-      <w:r>
-        <w:t xml:space="preserve">509118266</w:t>
-      </w:r>
-      <w:r>
-        <w:t xml:space="preserve">.</w:t>
-      </w:r>
-    </w:p>
-    <w:p>
-      <w:r>
-        <w:t xml:space="preserve">6.4. Внутренний учёт ведётся отдельно: </w:t>
+        <w:t xml:space="preserve">6.4. Первичные документы: </w:t>
+      </w:r>
+      <w:r>
+        <w:t xml:space="preserve">счёт-фактура выставлена без ссылки на номер</w:t>
+      </w:r>
+      <w:r>
+        <w:t xml:space="preserve">.</w:t>
+      </w:r>
+    </w:p>
+    <w:p>
+      <w:r>
+        <w:t xml:space="preserve">6.5. Паспорт гражданина Российской Федерации выдан </w:t>
+      </w:r>
+      <w:r>
+        <w:t xml:space="preserve">ОУФМС России по Тверской области в Заволжском р-не</w:t>
+      </w:r>
+      <w:r>
+        <w:t xml:space="preserve">, паспорт предъявлен при подписании.</w:t>
+      </w:r>
+    </w:p>
+    <w:p>
+      <w:r>
+        <w:t xml:space="preserve">6.6. Сопутствующие сведения: </w:t>
+      </w:r>
+      <w:r>
+        <w:t xml:space="preserve">паспорт выдан, реквизиты приведены в приложении</w:t>
+      </w:r>
+      <w:r>
+        <w:t xml:space="preserve">.</w:t>
+      </w:r>
+    </w:p>
+    <w:p>
+      <w:r>
+        <w:t xml:space="preserve">6.7. Запись о государственной регистрации внесена регистрирующим органом: </w:t>
+      </w:r>
+      <w:r>
+        <w:t xml:space="preserve">УФНС России по Республике Татарстан</w:t>
+      </w:r>
+      <w:r>
+        <w:t xml:space="preserve">.</w:t>
+      </w:r>
+    </w:p>
+    <w:p>
+      <w:r>
+        <w:t xml:space="preserve">6.8. Общие сведения о регистрации: </w:t>
+      </w:r>
+      <w:r>
+        <w:t xml:space="preserve">сведения о юридическом лице содержатся в ЕГРЮЛ</w:t>
+      </w:r>
+      <w:r>
+        <w:t xml:space="preserve">.</w:t>
+      </w:r>
+    </w:p>
+    <w:p>
+      <w:r>
+        <w:t xml:space="preserve">6.9. Запись о лицензии внесена в реестр за регистрационным номером </w:t>
+      </w:r>
+      <w:r>
+        <w:t xml:space="preserve">895217304</w:t>
+      </w:r>
+      <w:r>
+        <w:t xml:space="preserve">.</w:t>
+      </w:r>
+    </w:p>
+    <w:p>
+      <w:r>
+        <w:t xml:space="preserve">6.10. Внутренний учёт ведётся отдельно: </w:t>
       </w:r>
       <w:r>
         <w:t xml:space="preserve">инвентарный номер 123456789</w:t>
@@ -1160,32 +1226,32 @@
     </w:p>
     <w:p>
       <w:r>
-        <w:t xml:space="preserve">6.5. Полномочия представителя подтверждены доверенностью, реестровый номер </w:t>
-      </w:r>
-      <w:r>
-        <w:t xml:space="preserve">23/5-н/23-2025-2-1104</w:t>
-      </w:r>
-      <w:r>
-        <w:t xml:space="preserve">.</w:t>
-      </w:r>
-    </w:p>
-    <w:p>
-      <w:r>
-        <w:t xml:space="preserve">6.6. Для сопоставления в учёте указывается: </w:t>
-      </w:r>
-      <w:r>
-        <w:t xml:space="preserve">срок действия 12/2024-06/2025</w:t>
-      </w:r>
-      <w:r>
-        <w:t xml:space="preserve">.</w:t>
-      </w:r>
-    </w:p>
-    <w:p>
-      <w:r>
-        <w:t xml:space="preserve">6.7. Решение принято большинством в </w:t>
-      </w:r>
-      <w:r>
-        <w:t xml:space="preserve">51 % акций</w:t>
+        <w:t xml:space="preserve">6.11. Полномочия представителя подтверждены доверенностью, реестровый номер </w:t>
+      </w:r>
+      <w:r>
+        <w:t xml:space="preserve">77/714-н/77-2024-1-502</w:t>
+      </w:r>
+      <w:r>
+        <w:t xml:space="preserve">.</w:t>
+      </w:r>
+    </w:p>
+    <w:p>
+      <w:r>
+        <w:t xml:space="preserve">6.12. Для сопоставления в учёте указывается: </w:t>
+      </w:r>
+      <w:r>
+        <w:t xml:space="preserve">пп. 4/5-1 и 7/2-3 Правил страхования</w:t>
+      </w:r>
+      <w:r>
+        <w:t xml:space="preserve">.</w:t>
+      </w:r>
+    </w:p>
+    <w:p>
+      <w:r>
+        <w:t xml:space="preserve">6.13. Решение принято большинством в </w:t>
+      </w:r>
+      <w:r>
+        <w:t xml:space="preserve">40 % уставного капитала</w:t>
       </w:r>
       <w:r>
         <w:t xml:space="preserve"> от общего числа голосов членов совета директоров.</w:t>
@@ -1193,7 +1259,7 @@
     </w:p>
     <w:p>
       <w:r>
-        <w:t xml:space="preserve">6.8. Кворум определяется уставом: </w:t>
+        <w:t xml:space="preserve">6.14. Кворум определяется уставом: </w:t>
       </w:r>
       <w:r>
         <w:t xml:space="preserve">доля брака не превышает 1 % партии</w:t>

--- a/tests/corpus_v2/docs/supply_0006.docx
+++ b/tests/corpus_v2/docs/supply_0006.docx
@@ -39,7 +39,7 @@
         <w:t xml:space="preserve">     </w:t>
       </w:r>
       <w:r>
-        <w:t xml:space="preserve">17 апреля 2024 г.</w:t>
+        <w:t xml:space="preserve">17 апреля 2024 года</w:t>
       </w:r>
     </w:p>
     <w:p/>
